--- a/Report Week 8.docx
+++ b/Report Week 8.docx
@@ -17,6 +17,7 @@
       </w:r>
     </w:p>
     <w:p/>
+    <w:p/>
     <w:p>
       <w:pPr>
         <w:rPr>
@@ -29,46 +30,3808 @@
           <w:i/>
           <w:iCs/>
         </w:rPr>
-        <w:t xml:space="preserve">For this report, after introducing the </w:t>
-      </w:r>
-      <w:proofErr w:type="gramStart"/>
-      <w:r>
-        <w:rPr>
-          <w:i/>
-          <w:iCs/>
-        </w:rPr>
-        <w:t>data</w:t>
-      </w:r>
-      <w:proofErr w:type="gramEnd"/>
-      <w:r>
-        <w:rPr>
-          <w:i/>
-          <w:iCs/>
-        </w:rPr>
-        <w:t xml:space="preserve"> how you normally do (e.g., where does the data come from, what kind of data </w:t>
-      </w:r>
-      <w:proofErr w:type="gramStart"/>
-      <w:r>
-        <w:rPr>
-          <w:i/>
-          <w:iCs/>
-        </w:rPr>
-        <w:t>are it</w:t>
-      </w:r>
-      <w:proofErr w:type="gramEnd"/>
-      <w:r>
-        <w:rPr>
-          <w:i/>
-          <w:iCs/>
-        </w:rPr>
-        <w:t xml:space="preserve">, how much [and maybe a count table or the like]), you’re going to </w:t>
-      </w:r>
-      <w:r>
-        <w:rPr>
-          <w:i/>
-          <w:iCs/>
-        </w:rPr>
-        <w:t xml:space="preserve">explore the questions we talked about in class on Thursday. Specifically: </w:t>
+        <w:t>The</w:t>
+      </w:r>
+      <w:r>
+        <w:rPr>
+          <w:i/>
+          <w:iCs/>
+        </w:rPr>
+        <w:t xml:space="preserve"> data set I will be going over</w:t>
+      </w:r>
+      <w:r>
+        <w:rPr>
+          <w:i/>
+          <w:iCs/>
+        </w:rPr>
+        <w:t xml:space="preserve"> is </w:t>
+      </w:r>
+      <w:r>
+        <w:rPr>
+          <w:i/>
+          <w:iCs/>
+        </w:rPr>
+        <w:t xml:space="preserve">Rice, P. C., &amp; Paterson, A. L. (1985).Cave art and bones: exploring </w:t>
+      </w:r>
+      <w:proofErr w:type="spellStart"/>
+      <w:r>
+        <w:rPr>
+          <w:i/>
+          <w:iCs/>
+        </w:rPr>
+        <w:t>theinterrelationships</w:t>
+      </w:r>
+      <w:proofErr w:type="spellEnd"/>
+      <w:r>
+        <w:rPr>
+          <w:i/>
+          <w:iCs/>
+        </w:rPr>
+        <w:t>. American</w:t>
+      </w:r>
+      <w:r>
+        <w:rPr>
+          <w:i/>
+          <w:iCs/>
+        </w:rPr>
+        <w:t xml:space="preserve"> </w:t>
+      </w:r>
+      <w:r>
+        <w:rPr>
+          <w:i/>
+          <w:iCs/>
+        </w:rPr>
+        <w:t>Anthropologist, 87(1), 94-100</w:t>
+      </w:r>
+      <w:r>
+        <w:rPr>
+          <w:i/>
+          <w:iCs/>
+        </w:rPr>
+        <w:t>.</w:t>
+      </w:r>
+      <w:r>
+        <w:rPr>
+          <w:i/>
+          <w:iCs/>
+        </w:rPr>
+        <w:t xml:space="preserve"> </w:t>
+      </w:r>
+    </w:p>
+    <w:p>
+      <w:pPr>
+        <w:rPr>
+          <w:i/>
+          <w:iCs/>
+        </w:rPr>
+      </w:pPr>
+      <w:r>
+        <w:rPr>
+          <w:i/>
+          <w:iCs/>
+        </w:rPr>
+        <w:t>This data has (n=</w:t>
+      </w:r>
+      <w:r>
+        <w:rPr>
+          <w:i/>
+          <w:iCs/>
+        </w:rPr>
+        <w:t>50</w:t>
+      </w:r>
+      <w:r>
+        <w:rPr>
+          <w:i/>
+          <w:iCs/>
+        </w:rPr>
+        <w:t xml:space="preserve">) observations. This data also has </w:t>
+      </w:r>
+      <w:r>
+        <w:rPr>
+          <w:i/>
+          <w:iCs/>
+        </w:rPr>
+        <w:t>4</w:t>
+      </w:r>
+      <w:r>
+        <w:rPr>
+          <w:i/>
+          <w:iCs/>
+        </w:rPr>
+        <w:t xml:space="preserve"> variables, including </w:t>
+      </w:r>
+      <w:r>
+        <w:rPr>
+          <w:i/>
+          <w:iCs/>
+        </w:rPr>
+        <w:t>region</w:t>
+      </w:r>
+      <w:r>
+        <w:rPr>
+          <w:i/>
+          <w:iCs/>
+        </w:rPr>
+        <w:t xml:space="preserve">, </w:t>
+      </w:r>
+      <w:r>
+        <w:rPr>
+          <w:i/>
+          <w:iCs/>
+        </w:rPr>
+        <w:t>bone abundance</w:t>
+      </w:r>
+      <w:r>
+        <w:rPr>
+          <w:i/>
+          <w:iCs/>
+        </w:rPr>
+        <w:t xml:space="preserve">, </w:t>
+      </w:r>
+      <w:r>
+        <w:rPr>
+          <w:i/>
+          <w:iCs/>
+        </w:rPr>
+        <w:t>bone art count , and Taxa</w:t>
+      </w:r>
+      <w:r>
+        <w:rPr>
+          <w:i/>
+          <w:iCs/>
+        </w:rPr>
+        <w:t xml:space="preserve">.  </w:t>
+      </w:r>
+      <w:r>
+        <w:rPr>
+          <w:i/>
+          <w:iCs/>
+        </w:rPr>
+        <w:t xml:space="preserve">Region meaning where the fauna was located and found. Bone abundance meaning how much of a certain type of faunal remains from a certain </w:t>
+      </w:r>
+      <w:proofErr w:type="spellStart"/>
+      <w:r>
+        <w:rPr>
+          <w:i/>
+          <w:iCs/>
+        </w:rPr>
+        <w:t>anminal</w:t>
+      </w:r>
+      <w:proofErr w:type="spellEnd"/>
+      <w:r>
+        <w:rPr>
+          <w:i/>
+          <w:iCs/>
+        </w:rPr>
+        <w:t xml:space="preserve">. </w:t>
+      </w:r>
+      <w:r>
+        <w:rPr>
+          <w:i/>
+          <w:iCs/>
+        </w:rPr>
+        <w:t xml:space="preserve">Bone art meaning the quantity of the bone that was used or created into pieces of art </w:t>
+      </w:r>
+      <w:r>
+        <w:rPr>
+          <w:i/>
+          <w:iCs/>
+        </w:rPr>
+        <w:t xml:space="preserve">of each type of remains. Taxa meaning the type of faunal remains. </w:t>
+      </w:r>
+    </w:p>
+    <w:p>
+      <w:pPr>
+        <w:rPr>
+          <w:i/>
+          <w:iCs/>
+        </w:rPr>
+      </w:pPr>
+      <w:r>
+        <w:rPr>
+          <w:i/>
+          <w:iCs/>
+        </w:rPr>
+        <w:t>Tabel</w:t>
+      </w:r>
+      <w:r>
+        <w:rPr>
+          <w:i/>
+          <w:iCs/>
+        </w:rPr>
+        <w:t xml:space="preserve"> One</w:t>
+      </w:r>
+      <w:r>
+        <w:rPr>
+          <w:i/>
+          <w:iCs/>
+        </w:rPr>
+        <w:t>:</w:t>
+      </w:r>
+      <w:r>
+        <w:rPr>
+          <w:i/>
+          <w:iCs/>
+        </w:rPr>
+        <w:t xml:space="preserve"> (Count</w:t>
+      </w:r>
+      <w:r>
+        <w:rPr>
+          <w:i/>
+          <w:iCs/>
+        </w:rPr>
+        <w:t>s)</w:t>
+      </w:r>
+      <w:r>
+        <w:rPr>
+          <w:noProof/>
+        </w:rPr>
+        <mc:AlternateContent>
+          <mc:Choice Requires="wps">
+            <w:drawing>
+              <wp:inline distT="0" distB="0" distL="0" distR="0" wp14:anchorId="3355D42C" wp14:editId="7EB95EAB">
+                <wp:extent cx="304800" cy="304800"/>
+                <wp:effectExtent l="0" t="0" r="0" b="0"/>
+                <wp:docPr id="906992553" name="AutoShape 2"/>
+                <wp:cNvGraphicFramePr>
+                  <a:graphicFrameLocks xmlns:a="http://schemas.openxmlformats.org/drawingml/2006/main" noChangeAspect="1"/>
+                </wp:cNvGraphicFramePr>
+                <a:graphic xmlns:a="http://schemas.openxmlformats.org/drawingml/2006/main">
+                  <a:graphicData uri="http://schemas.microsoft.com/office/word/2010/wordprocessingShape">
+                    <wps:wsp>
+                      <wps:cNvSpPr>
+                        <a:spLocks noChangeAspect="1" noChangeArrowheads="1"/>
+                      </wps:cNvSpPr>
+                      <wps:spPr bwMode="auto">
+                        <a:xfrm>
+                          <a:off x="0" y="0"/>
+                          <a:ext cx="304800" cy="304800"/>
+                        </a:xfrm>
+                        <a:prstGeom prst="rect">
+                          <a:avLst/>
+                        </a:prstGeom>
+                        <a:noFill/>
+                        <a:ln>
+                          <a:noFill/>
+                        </a:ln>
+                        <a:extLst>
+                          <a:ext uri="{909E8E84-426E-40DD-AFC4-6F175D3DCCD1}">
+                            <a14:hiddenFill xmlns:a14="http://schemas.microsoft.com/office/drawing/2010/main">
+                              <a:solidFill>
+                                <a:srgbClr val="FFFFFF"/>
+                              </a:solidFill>
+                            </a14:hiddenFill>
+                          </a:ext>
+                          <a:ext uri="{91240B29-F687-4F45-9708-019B960494DF}">
+                            <a14:hiddenLine xmlns:a14="http://schemas.microsoft.com/office/drawing/2010/main" w="9525">
+                              <a:solidFill>
+                                <a:srgbClr val="000000"/>
+                              </a:solidFill>
+                              <a:miter lim="800000"/>
+                              <a:headEnd/>
+                              <a:tailEnd/>
+                            </a14:hiddenLine>
+                          </a:ext>
+                        </a:extLst>
+                      </wps:spPr>
+                      <wps:bodyPr rot="0" vert="horz" wrap="square" lIns="91440" tIns="45720" rIns="91440" bIns="45720" anchor="t" anchorCtr="0" upright="1">
+                        <a:noAutofit/>
+                      </wps:bodyPr>
+                    </wps:wsp>
+                  </a:graphicData>
+                </a:graphic>
+              </wp:inline>
+            </w:drawing>
+          </mc:Choice>
+          <mc:Fallback>
+            <w:pict>
+              <v:rect w14:anchorId="47DE245E" id="AutoShape 2" o:spid="_x0000_s1026" style="width:24pt;height:24pt;visibility:visible;mso-wrap-style:square;mso-left-percent:-10001;mso-top-percent:-10001;mso-position-horizontal:absolute;mso-position-horizontal-relative:char;mso-position-vertical:absolute;mso-position-vertical-relative:line;mso-left-percent:-10001;mso-top-percent:-10001;v-text-anchor:top" o:gfxdata="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" filled="f" stroked="f">
+                <o:lock v:ext="edit" aspectratio="t"/>
+                <w10:anchorlock/>
+              </v:rect>
+            </w:pict>
+          </mc:Fallback>
+        </mc:AlternateContent>
+      </w:r>
+    </w:p>
+    <w:tbl>
+      <w:tblPr>
+        <w:tblStyle w:val="TableGrid"/>
+        <w:tblW w:w="9292" w:type="dxa"/>
+        <w:tblInd w:w="283" w:type="dxa"/>
+        <w:tblLook w:val="04A0" w:firstRow="1" w:lastRow="0" w:firstColumn="1" w:lastColumn="0" w:noHBand="0" w:noVBand="1"/>
+      </w:tblPr>
+      <w:tblGrid>
+        <w:gridCol w:w="2840"/>
+        <w:gridCol w:w="3624"/>
+        <w:gridCol w:w="2828"/>
+      </w:tblGrid>
+      <w:tr>
+        <w:trPr>
+          <w:trHeight w:val="760"/>
+        </w:trPr>
+        <w:tc>
+          <w:tcPr>
+            <w:tcW w:w="2840" w:type="dxa"/>
+          </w:tcPr>
+          <w:p>
+            <w:pPr>
+              <w:rPr>
+                <w:b/>
+                <w:bCs/>
+                <w:i/>
+                <w:iCs/>
+              </w:rPr>
+            </w:pPr>
+            <w:r>
+              <w:rPr>
+                <w:b/>
+                <w:bCs/>
+                <w:i/>
+                <w:iCs/>
+              </w:rPr>
+              <w:t>TAXA</w:t>
+            </w:r>
+          </w:p>
+        </w:tc>
+        <w:tc>
+          <w:tcPr>
+            <w:tcW w:w="3624" w:type="dxa"/>
+          </w:tcPr>
+          <w:p>
+            <w:pPr>
+              <w:jc w:val="center"/>
+              <w:rPr>
+                <w:b/>
+                <w:bCs/>
+                <w:i/>
+                <w:iCs/>
+              </w:rPr>
+            </w:pPr>
+            <w:proofErr w:type="spellStart"/>
+            <w:r>
+              <w:rPr>
+                <w:b/>
+                <w:bCs/>
+                <w:i/>
+                <w:iCs/>
+              </w:rPr>
+              <w:t>BoneArt_Count</w:t>
+            </w:r>
+            <w:proofErr w:type="spellEnd"/>
+          </w:p>
+        </w:tc>
+        <w:tc>
+          <w:tcPr>
+            <w:tcW w:w="2828" w:type="dxa"/>
+          </w:tcPr>
+          <w:p>
+            <w:pPr>
+              <w:jc w:val="center"/>
+              <w:rPr>
+                <w:b/>
+                <w:bCs/>
+                <w:i/>
+                <w:iCs/>
+              </w:rPr>
+            </w:pPr>
+            <w:r>
+              <w:rPr>
+                <w:b/>
+                <w:bCs/>
+                <w:i/>
+                <w:iCs/>
+              </w:rPr>
+              <w:t>Bone Abundance</w:t>
+            </w:r>
+          </w:p>
+        </w:tc>
+      </w:tr>
+      <w:tr>
+        <w:trPr>
+          <w:trHeight w:val="372"/>
+        </w:trPr>
+        <w:tc>
+          <w:tcPr>
+            <w:tcW w:w="2840" w:type="dxa"/>
+          </w:tcPr>
+          <w:p>
+            <w:pPr>
+              <w:rPr>
+                <w:b/>
+                <w:bCs/>
+                <w:i/>
+                <w:iCs/>
+              </w:rPr>
+            </w:pPr>
+            <w:r>
+              <w:rPr>
+                <w:b/>
+                <w:bCs/>
+                <w:i/>
+                <w:iCs/>
+              </w:rPr>
+              <w:t>BOVINES</w:t>
+            </w:r>
+          </w:p>
+        </w:tc>
+        <w:tc>
+          <w:tcPr>
+            <w:tcW w:w="3624" w:type="dxa"/>
+          </w:tcPr>
+          <w:p>
+            <w:pPr>
+              <w:jc w:val="center"/>
+            </w:pPr>
+            <w:r>
+              <w:t>386</w:t>
+            </w:r>
+          </w:p>
+          <w:p>
+            <w:pPr>
+              <w:jc w:val="center"/>
+            </w:pPr>
+          </w:p>
+        </w:tc>
+        <w:tc>
+          <w:tcPr>
+            <w:tcW w:w="2828" w:type="dxa"/>
+          </w:tcPr>
+          <w:p>
+            <w:pPr>
+              <w:jc w:val="center"/>
+            </w:pPr>
+            <w:r>
+              <w:t>223</w:t>
+            </w:r>
+          </w:p>
+        </w:tc>
+      </w:tr>
+      <w:tr>
+        <w:trPr>
+          <w:trHeight w:val="372"/>
+        </w:trPr>
+        <w:tc>
+          <w:tcPr>
+            <w:tcW w:w="2840" w:type="dxa"/>
+          </w:tcPr>
+          <w:p>
+            <w:pPr>
+              <w:rPr>
+                <w:b/>
+                <w:bCs/>
+                <w:i/>
+                <w:iCs/>
+              </w:rPr>
+            </w:pPr>
+            <w:r>
+              <w:rPr>
+                <w:b/>
+                <w:bCs/>
+                <w:i/>
+                <w:iCs/>
+              </w:rPr>
+              <w:t>DEER</w:t>
+            </w:r>
+          </w:p>
+        </w:tc>
+        <w:tc>
+          <w:tcPr>
+            <w:tcW w:w="3624" w:type="dxa"/>
+          </w:tcPr>
+          <w:p>
+            <w:pPr>
+              <w:jc w:val="center"/>
+            </w:pPr>
+            <w:r>
+              <w:t>79</w:t>
+            </w:r>
+          </w:p>
+        </w:tc>
+        <w:tc>
+          <w:tcPr>
+            <w:tcW w:w="2828" w:type="dxa"/>
+          </w:tcPr>
+          <w:p>
+            <w:pPr>
+              <w:jc w:val="center"/>
+            </w:pPr>
+            <w:r>
+              <w:t>150</w:t>
+            </w:r>
+          </w:p>
+        </w:tc>
+      </w:tr>
+      <w:tr>
+        <w:trPr>
+          <w:trHeight w:val="372"/>
+        </w:trPr>
+        <w:tc>
+          <w:tcPr>
+            <w:tcW w:w="2840" w:type="dxa"/>
+          </w:tcPr>
+          <w:p>
+            <w:pPr>
+              <w:rPr>
+                <w:b/>
+                <w:bCs/>
+                <w:i/>
+                <w:iCs/>
+              </w:rPr>
+            </w:pPr>
+            <w:r>
+              <w:rPr>
+                <w:b/>
+                <w:bCs/>
+                <w:i/>
+                <w:iCs/>
+              </w:rPr>
+              <w:t>HORSE</w:t>
+            </w:r>
+          </w:p>
+        </w:tc>
+        <w:tc>
+          <w:tcPr>
+            <w:tcW w:w="3624" w:type="dxa"/>
+          </w:tcPr>
+          <w:p>
+            <w:pPr>
+              <w:jc w:val="center"/>
+            </w:pPr>
+            <w:r>
+              <w:t>297</w:t>
+            </w:r>
+          </w:p>
+        </w:tc>
+        <w:tc>
+          <w:tcPr>
+            <w:tcW w:w="2828" w:type="dxa"/>
+          </w:tcPr>
+          <w:p>
+            <w:pPr>
+              <w:jc w:val="center"/>
+            </w:pPr>
+            <w:r>
+              <w:t>266</w:t>
+            </w:r>
+          </w:p>
+        </w:tc>
+      </w:tr>
+      <w:tr>
+        <w:trPr>
+          <w:trHeight w:val="372"/>
+        </w:trPr>
+        <w:tc>
+          <w:tcPr>
+            <w:tcW w:w="2840" w:type="dxa"/>
+          </w:tcPr>
+          <w:p>
+            <w:pPr>
+              <w:rPr>
+                <w:b/>
+                <w:bCs/>
+                <w:i/>
+                <w:iCs/>
+              </w:rPr>
+            </w:pPr>
+            <w:r>
+              <w:rPr>
+                <w:b/>
+                <w:bCs/>
+                <w:i/>
+                <w:iCs/>
+              </w:rPr>
+              <w:t>IBEX</w:t>
+            </w:r>
+          </w:p>
+        </w:tc>
+        <w:tc>
+          <w:tcPr>
+            <w:tcW w:w="3624" w:type="dxa"/>
+          </w:tcPr>
+          <w:p>
+            <w:pPr>
+              <w:jc w:val="center"/>
+            </w:pPr>
+            <w:r>
+              <w:t>97</w:t>
+            </w:r>
+          </w:p>
+        </w:tc>
+        <w:tc>
+          <w:tcPr>
+            <w:tcW w:w="2828" w:type="dxa"/>
+          </w:tcPr>
+          <w:p>
+            <w:pPr>
+              <w:jc w:val="center"/>
+            </w:pPr>
+            <w:r>
+              <w:t>54</w:t>
+            </w:r>
+          </w:p>
+        </w:tc>
+      </w:tr>
+      <w:tr>
+        <w:trPr>
+          <w:trHeight w:val="372"/>
+        </w:trPr>
+        <w:tc>
+          <w:tcPr>
+            <w:tcW w:w="2840" w:type="dxa"/>
+          </w:tcPr>
+          <w:p>
+            <w:pPr>
+              <w:rPr>
+                <w:b/>
+                <w:bCs/>
+                <w:i/>
+                <w:iCs/>
+              </w:rPr>
+            </w:pPr>
+            <w:r>
+              <w:rPr>
+                <w:b/>
+                <w:bCs/>
+                <w:i/>
+                <w:iCs/>
+              </w:rPr>
+              <w:t>REINDEER</w:t>
+            </w:r>
+          </w:p>
+        </w:tc>
+        <w:tc>
+          <w:tcPr>
+            <w:tcW w:w="3624" w:type="dxa"/>
+          </w:tcPr>
+          <w:p>
+            <w:pPr>
+              <w:jc w:val="center"/>
+            </w:pPr>
+            <w:r>
+              <w:t>70</w:t>
+            </w:r>
+          </w:p>
+        </w:tc>
+        <w:tc>
+          <w:tcPr>
+            <w:tcW w:w="2828" w:type="dxa"/>
+          </w:tcPr>
+          <w:p>
+            <w:pPr>
+              <w:jc w:val="center"/>
+            </w:pPr>
+            <w:r>
+              <w:t>289</w:t>
+            </w:r>
+          </w:p>
+        </w:tc>
+      </w:tr>
+    </w:tbl>
+    <w:p>
+      <w:pPr>
+        <w:rPr>
+          <w:i/>
+          <w:iCs/>
+        </w:rPr>
+      </w:pPr>
+    </w:p>
+    <w:p>
+      <w:pPr>
+        <w:rPr>
+          <w:i/>
+          <w:iCs/>
+        </w:rPr>
+      </w:pPr>
+      <w:r>
+        <w:rPr>
+          <w:i/>
+          <w:iCs/>
+        </w:rPr>
+        <w:t>Taxa</w:t>
+      </w:r>
+      <w:r>
+        <w:rPr>
+          <w:i/>
+          <w:iCs/>
+        </w:rPr>
+        <w:t xml:space="preserve"> T</w:t>
+      </w:r>
+      <w:r>
+        <w:rPr>
+          <w:i/>
+          <w:iCs/>
+        </w:rPr>
+        <w:t>ables</w:t>
+      </w:r>
+      <w:r>
+        <w:rPr>
+          <w:i/>
+          <w:iCs/>
+        </w:rPr>
+        <w:t>:</w:t>
+      </w:r>
+    </w:p>
+    <w:p>
+      <w:pPr>
+        <w:rPr>
+          <w:i/>
+          <w:iCs/>
+        </w:rPr>
+      </w:pPr>
+      <w:r>
+        <w:rPr>
+          <w:i/>
+          <w:iCs/>
+        </w:rPr>
+        <w:t>Tabel One: (Counts)</w:t>
+      </w:r>
+      <w:r>
+        <w:rPr>
+          <w:noProof/>
+        </w:rPr>
+        <mc:AlternateContent>
+          <mc:Choice Requires="wps">
+            <w:drawing>
+              <wp:inline distT="0" distB="0" distL="0" distR="0" wp14:anchorId="2F987682" wp14:editId="07071480">
+                <wp:extent cx="304800" cy="304800"/>
+                <wp:effectExtent l="0" t="0" r="0" b="0"/>
+                <wp:docPr id="645189733" name="AutoShape 2"/>
+                <wp:cNvGraphicFramePr>
+                  <a:graphicFrameLocks xmlns:a="http://schemas.openxmlformats.org/drawingml/2006/main" noChangeAspect="1"/>
+                </wp:cNvGraphicFramePr>
+                <a:graphic xmlns:a="http://schemas.openxmlformats.org/drawingml/2006/main">
+                  <a:graphicData uri="http://schemas.microsoft.com/office/word/2010/wordprocessingShape">
+                    <wps:wsp>
+                      <wps:cNvSpPr>
+                        <a:spLocks noChangeAspect="1" noChangeArrowheads="1"/>
+                      </wps:cNvSpPr>
+                      <wps:spPr bwMode="auto">
+                        <a:xfrm>
+                          <a:off x="0" y="0"/>
+                          <a:ext cx="304800" cy="304800"/>
+                        </a:xfrm>
+                        <a:prstGeom prst="rect">
+                          <a:avLst/>
+                        </a:prstGeom>
+                        <a:noFill/>
+                        <a:ln>
+                          <a:noFill/>
+                        </a:ln>
+                        <a:extLst>
+                          <a:ext uri="{909E8E84-426E-40DD-AFC4-6F175D3DCCD1}">
+                            <a14:hiddenFill xmlns:a14="http://schemas.microsoft.com/office/drawing/2010/main">
+                              <a:solidFill>
+                                <a:srgbClr val="FFFFFF"/>
+                              </a:solidFill>
+                            </a14:hiddenFill>
+                          </a:ext>
+                          <a:ext uri="{91240B29-F687-4F45-9708-019B960494DF}">
+                            <a14:hiddenLine xmlns:a14="http://schemas.microsoft.com/office/drawing/2010/main" w="9525">
+                              <a:solidFill>
+                                <a:srgbClr val="000000"/>
+                              </a:solidFill>
+                              <a:miter lim="800000"/>
+                              <a:headEnd/>
+                              <a:tailEnd/>
+                            </a14:hiddenLine>
+                          </a:ext>
+                        </a:extLst>
+                      </wps:spPr>
+                      <wps:bodyPr rot="0" vert="horz" wrap="square" lIns="91440" tIns="45720" rIns="91440" bIns="45720" anchor="t" anchorCtr="0" upright="1">
+                        <a:noAutofit/>
+                      </wps:bodyPr>
+                    </wps:wsp>
+                  </a:graphicData>
+                </a:graphic>
+              </wp:inline>
+            </w:drawing>
+          </mc:Choice>
+          <mc:Fallback>
+            <w:pict>
+              <v:rect w14:anchorId="37E1E1F7" id="AutoShape 2" o:spid="_x0000_s1026" style="width:24pt;height:24pt;visibility:visible;mso-wrap-style:square;mso-left-percent:-10001;mso-top-percent:-10001;mso-position-horizontal:absolute;mso-position-horizontal-relative:char;mso-position-vertical:absolute;mso-position-vertical-relative:line;mso-left-percent:-10001;mso-top-percent:-10001;v-text-anchor:top" o:gfxdata="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" filled="f" stroked="f">
+                <o:lock v:ext="edit" aspectratio="t"/>
+                <w10:anchorlock/>
+              </v:rect>
+            </w:pict>
+          </mc:Fallback>
+        </mc:AlternateContent>
+      </w:r>
+    </w:p>
+    <w:tbl>
+      <w:tblPr>
+        <w:tblStyle w:val="TableGrid"/>
+        <w:tblW w:w="9292" w:type="dxa"/>
+        <w:tblInd w:w="283" w:type="dxa"/>
+        <w:tblLook w:val="04A0" w:firstRow="1" w:lastRow="0" w:firstColumn="1" w:lastColumn="0" w:noHBand="0" w:noVBand="1"/>
+      </w:tblPr>
+      <w:tblGrid>
+        <w:gridCol w:w="2840"/>
+        <w:gridCol w:w="3624"/>
+        <w:gridCol w:w="2828"/>
+      </w:tblGrid>
+      <w:tr>
+        <w:trPr>
+          <w:trHeight w:val="760"/>
+        </w:trPr>
+        <w:tc>
+          <w:tcPr>
+            <w:tcW w:w="2840" w:type="dxa"/>
+          </w:tcPr>
+          <w:p>
+            <w:pPr>
+              <w:rPr>
+                <w:b/>
+                <w:bCs/>
+                <w:i/>
+                <w:iCs/>
+              </w:rPr>
+            </w:pPr>
+            <w:r>
+              <w:rPr>
+                <w:b/>
+                <w:bCs/>
+                <w:i/>
+                <w:iCs/>
+              </w:rPr>
+              <w:t>TAXA</w:t>
+            </w:r>
+          </w:p>
+        </w:tc>
+        <w:tc>
+          <w:tcPr>
+            <w:tcW w:w="3624" w:type="dxa"/>
+          </w:tcPr>
+          <w:p>
+            <w:pPr>
+              <w:jc w:val="center"/>
+              <w:rPr>
+                <w:b/>
+                <w:bCs/>
+                <w:i/>
+                <w:iCs/>
+              </w:rPr>
+            </w:pPr>
+            <w:proofErr w:type="spellStart"/>
+            <w:r>
+              <w:rPr>
+                <w:b/>
+                <w:bCs/>
+                <w:i/>
+                <w:iCs/>
+              </w:rPr>
+              <w:t>BoneArt_Count</w:t>
+            </w:r>
+            <w:proofErr w:type="spellEnd"/>
+          </w:p>
+        </w:tc>
+        <w:tc>
+          <w:tcPr>
+            <w:tcW w:w="2828" w:type="dxa"/>
+          </w:tcPr>
+          <w:p>
+            <w:pPr>
+              <w:jc w:val="center"/>
+              <w:rPr>
+                <w:b/>
+                <w:bCs/>
+                <w:i/>
+                <w:iCs/>
+              </w:rPr>
+            </w:pPr>
+            <w:r>
+              <w:rPr>
+                <w:b/>
+                <w:bCs/>
+                <w:i/>
+                <w:iCs/>
+              </w:rPr>
+              <w:t>Bone Abundance</w:t>
+            </w:r>
+          </w:p>
+        </w:tc>
+      </w:tr>
+      <w:tr>
+        <w:trPr>
+          <w:trHeight w:val="372"/>
+        </w:trPr>
+        <w:tc>
+          <w:tcPr>
+            <w:tcW w:w="2840" w:type="dxa"/>
+          </w:tcPr>
+          <w:p>
+            <w:pPr>
+              <w:rPr>
+                <w:b/>
+                <w:bCs/>
+                <w:i/>
+                <w:iCs/>
+              </w:rPr>
+            </w:pPr>
+            <w:r>
+              <w:rPr>
+                <w:b/>
+                <w:bCs/>
+                <w:i/>
+                <w:iCs/>
+              </w:rPr>
+              <w:t>BOVINES</w:t>
+            </w:r>
+          </w:p>
+        </w:tc>
+        <w:tc>
+          <w:tcPr>
+            <w:tcW w:w="3624" w:type="dxa"/>
+          </w:tcPr>
+          <w:p>
+            <w:pPr>
+              <w:jc w:val="center"/>
+            </w:pPr>
+            <w:r>
+              <w:t>38</w:t>
+            </w:r>
+          </w:p>
+          <w:p/>
+        </w:tc>
+        <w:tc>
+          <w:tcPr>
+            <w:tcW w:w="2828" w:type="dxa"/>
+          </w:tcPr>
+          <w:p>
+            <w:pPr>
+              <w:jc w:val="center"/>
+            </w:pPr>
+            <w:r>
+              <w:t>2</w:t>
+            </w:r>
+            <w:r>
+              <w:t>8</w:t>
+            </w:r>
+          </w:p>
+        </w:tc>
+      </w:tr>
+      <w:tr>
+        <w:trPr>
+          <w:trHeight w:val="372"/>
+        </w:trPr>
+        <w:tc>
+          <w:tcPr>
+            <w:tcW w:w="2840" w:type="dxa"/>
+          </w:tcPr>
+          <w:p>
+            <w:pPr>
+              <w:rPr>
+                <w:b/>
+                <w:bCs/>
+                <w:i/>
+                <w:iCs/>
+              </w:rPr>
+            </w:pPr>
+          </w:p>
+        </w:tc>
+        <w:tc>
+          <w:tcPr>
+            <w:tcW w:w="3624" w:type="dxa"/>
+          </w:tcPr>
+          <w:p>
+            <w:pPr>
+              <w:jc w:val="center"/>
+            </w:pPr>
+            <w:r>
+              <w:t>31</w:t>
+            </w:r>
+          </w:p>
+        </w:tc>
+        <w:tc>
+          <w:tcPr>
+            <w:tcW w:w="2828" w:type="dxa"/>
+          </w:tcPr>
+          <w:p>
+            <w:pPr>
+              <w:jc w:val="center"/>
+            </w:pPr>
+            <w:r>
+              <w:t>18</w:t>
+            </w:r>
+          </w:p>
+        </w:tc>
+      </w:tr>
+      <w:tr>
+        <w:trPr>
+          <w:trHeight w:val="372"/>
+        </w:trPr>
+        <w:tc>
+          <w:tcPr>
+            <w:tcW w:w="2840" w:type="dxa"/>
+          </w:tcPr>
+          <w:p>
+            <w:pPr>
+              <w:rPr>
+                <w:b/>
+                <w:bCs/>
+                <w:i/>
+                <w:iCs/>
+              </w:rPr>
+            </w:pPr>
+          </w:p>
+        </w:tc>
+        <w:tc>
+          <w:tcPr>
+            <w:tcW w:w="3624" w:type="dxa"/>
+          </w:tcPr>
+          <w:p>
+            <w:pPr>
+              <w:jc w:val="center"/>
+            </w:pPr>
+            <w:r>
+              <w:t>33</w:t>
+            </w:r>
+          </w:p>
+        </w:tc>
+        <w:tc>
+          <w:tcPr>
+            <w:tcW w:w="2828" w:type="dxa"/>
+          </w:tcPr>
+          <w:p>
+            <w:pPr>
+              <w:jc w:val="center"/>
+            </w:pPr>
+            <w:r>
+              <w:t>21</w:t>
+            </w:r>
+          </w:p>
+        </w:tc>
+      </w:tr>
+      <w:tr>
+        <w:trPr>
+          <w:trHeight w:val="372"/>
+        </w:trPr>
+        <w:tc>
+          <w:tcPr>
+            <w:tcW w:w="2840" w:type="dxa"/>
+          </w:tcPr>
+          <w:p>
+            <w:pPr>
+              <w:rPr>
+                <w:b/>
+                <w:bCs/>
+                <w:i/>
+                <w:iCs/>
+              </w:rPr>
+            </w:pPr>
+          </w:p>
+        </w:tc>
+        <w:tc>
+          <w:tcPr>
+            <w:tcW w:w="3624" w:type="dxa"/>
+          </w:tcPr>
+          <w:p>
+            <w:pPr>
+              <w:jc w:val="center"/>
+            </w:pPr>
+            <w:r>
+              <w:t>27</w:t>
+            </w:r>
+          </w:p>
+        </w:tc>
+        <w:tc>
+          <w:tcPr>
+            <w:tcW w:w="2828" w:type="dxa"/>
+          </w:tcPr>
+          <w:p>
+            <w:pPr>
+              <w:jc w:val="center"/>
+            </w:pPr>
+            <w:r>
+              <w:t>21</w:t>
+            </w:r>
+          </w:p>
+        </w:tc>
+      </w:tr>
+      <w:tr>
+        <w:trPr>
+          <w:trHeight w:val="372"/>
+        </w:trPr>
+        <w:tc>
+          <w:tcPr>
+            <w:tcW w:w="2840" w:type="dxa"/>
+          </w:tcPr>
+          <w:p>
+            <w:pPr>
+              <w:rPr>
+                <w:b/>
+                <w:bCs/>
+                <w:i/>
+                <w:iCs/>
+              </w:rPr>
+            </w:pPr>
+          </w:p>
+        </w:tc>
+        <w:tc>
+          <w:tcPr>
+            <w:tcW w:w="3624" w:type="dxa"/>
+          </w:tcPr>
+          <w:p>
+            <w:pPr>
+              <w:jc w:val="center"/>
+            </w:pPr>
+            <w:r>
+              <w:t>9</w:t>
+            </w:r>
+          </w:p>
+        </w:tc>
+        <w:tc>
+          <w:tcPr>
+            <w:tcW w:w="2828" w:type="dxa"/>
+          </w:tcPr>
+          <w:p>
+            <w:pPr>
+              <w:jc w:val="center"/>
+            </w:pPr>
+            <w:r>
+              <w:t>1</w:t>
+            </w:r>
+            <w:r>
+              <w:t>8</w:t>
+            </w:r>
+          </w:p>
+        </w:tc>
+      </w:tr>
+      <w:tr>
+        <w:trPr>
+          <w:trHeight w:val="372"/>
+        </w:trPr>
+        <w:tc>
+          <w:tcPr>
+            <w:tcW w:w="2840" w:type="dxa"/>
+          </w:tcPr>
+          <w:p>
+            <w:pPr>
+              <w:rPr>
+                <w:b/>
+                <w:bCs/>
+                <w:i/>
+                <w:iCs/>
+              </w:rPr>
+            </w:pPr>
+          </w:p>
+        </w:tc>
+        <w:tc>
+          <w:tcPr>
+            <w:tcW w:w="3624" w:type="dxa"/>
+          </w:tcPr>
+          <w:p>
+            <w:pPr>
+              <w:jc w:val="center"/>
+            </w:pPr>
+            <w:r>
+              <w:t>32</w:t>
+            </w:r>
+          </w:p>
+        </w:tc>
+        <w:tc>
+          <w:tcPr>
+            <w:tcW w:w="2828" w:type="dxa"/>
+          </w:tcPr>
+          <w:p>
+            <w:pPr>
+              <w:jc w:val="center"/>
+            </w:pPr>
+            <w:r>
+              <w:t>22</w:t>
+            </w:r>
+          </w:p>
+        </w:tc>
+      </w:tr>
+      <w:tr>
+        <w:trPr>
+          <w:trHeight w:val="372"/>
+        </w:trPr>
+        <w:tc>
+          <w:tcPr>
+            <w:tcW w:w="2840" w:type="dxa"/>
+          </w:tcPr>
+          <w:p>
+            <w:pPr>
+              <w:rPr>
+                <w:b/>
+                <w:bCs/>
+                <w:i/>
+                <w:iCs/>
+              </w:rPr>
+            </w:pPr>
+          </w:p>
+        </w:tc>
+        <w:tc>
+          <w:tcPr>
+            <w:tcW w:w="3624" w:type="dxa"/>
+          </w:tcPr>
+          <w:p>
+            <w:pPr>
+              <w:jc w:val="center"/>
+            </w:pPr>
+            <w:r>
+              <w:t>83</w:t>
+            </w:r>
+          </w:p>
+        </w:tc>
+        <w:tc>
+          <w:tcPr>
+            <w:tcW w:w="2828" w:type="dxa"/>
+          </w:tcPr>
+          <w:p>
+            <w:pPr>
+              <w:jc w:val="center"/>
+            </w:pPr>
+            <w:r>
+              <w:t>21</w:t>
+            </w:r>
+          </w:p>
+        </w:tc>
+      </w:tr>
+      <w:tr>
+        <w:trPr>
+          <w:trHeight w:val="372"/>
+        </w:trPr>
+        <w:tc>
+          <w:tcPr>
+            <w:tcW w:w="2840" w:type="dxa"/>
+          </w:tcPr>
+          <w:p>
+            <w:pPr>
+              <w:rPr>
+                <w:b/>
+                <w:bCs/>
+                <w:i/>
+                <w:iCs/>
+              </w:rPr>
+            </w:pPr>
+          </w:p>
+        </w:tc>
+        <w:tc>
+          <w:tcPr>
+            <w:tcW w:w="3624" w:type="dxa"/>
+          </w:tcPr>
+          <w:p>
+            <w:pPr>
+              <w:jc w:val="center"/>
+            </w:pPr>
+            <w:r>
+              <w:t>32</w:t>
+            </w:r>
+          </w:p>
+        </w:tc>
+        <w:tc>
+          <w:tcPr>
+            <w:tcW w:w="2828" w:type="dxa"/>
+          </w:tcPr>
+          <w:p>
+            <w:pPr>
+              <w:jc w:val="center"/>
+            </w:pPr>
+            <w:r>
+              <w:t>22</w:t>
+            </w:r>
+          </w:p>
+        </w:tc>
+      </w:tr>
+      <w:tr>
+        <w:trPr>
+          <w:trHeight w:val="372"/>
+        </w:trPr>
+        <w:tc>
+          <w:tcPr>
+            <w:tcW w:w="2840" w:type="dxa"/>
+          </w:tcPr>
+          <w:p>
+            <w:pPr>
+              <w:rPr>
+                <w:b/>
+                <w:bCs/>
+                <w:i/>
+                <w:iCs/>
+              </w:rPr>
+            </w:pPr>
+          </w:p>
+        </w:tc>
+        <w:tc>
+          <w:tcPr>
+            <w:tcW w:w="3624" w:type="dxa"/>
+          </w:tcPr>
+          <w:p>
+            <w:pPr>
+              <w:jc w:val="center"/>
+            </w:pPr>
+            <w:r>
+              <w:t>55</w:t>
+            </w:r>
+          </w:p>
+        </w:tc>
+        <w:tc>
+          <w:tcPr>
+            <w:tcW w:w="2828" w:type="dxa"/>
+          </w:tcPr>
+          <w:p>
+            <w:pPr>
+              <w:jc w:val="center"/>
+            </w:pPr>
+            <w:r>
+              <w:t>30</w:t>
+            </w:r>
+          </w:p>
+        </w:tc>
+      </w:tr>
+      <w:tr>
+        <w:trPr>
+          <w:trHeight w:val="372"/>
+        </w:trPr>
+        <w:tc>
+          <w:tcPr>
+            <w:tcW w:w="2840" w:type="dxa"/>
+          </w:tcPr>
+          <w:p>
+            <w:pPr>
+              <w:rPr>
+                <w:b/>
+                <w:bCs/>
+                <w:i/>
+                <w:iCs/>
+              </w:rPr>
+            </w:pPr>
+          </w:p>
+        </w:tc>
+        <w:tc>
+          <w:tcPr>
+            <w:tcW w:w="3624" w:type="dxa"/>
+          </w:tcPr>
+          <w:p>
+            <w:pPr>
+              <w:jc w:val="center"/>
+            </w:pPr>
+            <w:r>
+              <w:t>46</w:t>
+            </w:r>
+          </w:p>
+        </w:tc>
+        <w:tc>
+          <w:tcPr>
+            <w:tcW w:w="2828" w:type="dxa"/>
+          </w:tcPr>
+          <w:p>
+            <w:pPr>
+              <w:jc w:val="center"/>
+            </w:pPr>
+            <w:r>
+              <w:t>22</w:t>
+            </w:r>
+          </w:p>
+        </w:tc>
+      </w:tr>
+      <w:tr>
+        <w:trPr>
+          <w:trHeight w:val="760"/>
+        </w:trPr>
+        <w:tc>
+          <w:tcPr>
+            <w:tcW w:w="2840" w:type="dxa"/>
+          </w:tcPr>
+          <w:p>
+            <w:pPr>
+              <w:rPr>
+                <w:b/>
+                <w:bCs/>
+                <w:i/>
+                <w:iCs/>
+              </w:rPr>
+            </w:pPr>
+            <w:r>
+              <w:rPr>
+                <w:b/>
+                <w:bCs/>
+                <w:i/>
+                <w:iCs/>
+              </w:rPr>
+              <w:t>TAXA</w:t>
+            </w:r>
+          </w:p>
+        </w:tc>
+        <w:tc>
+          <w:tcPr>
+            <w:tcW w:w="3624" w:type="dxa"/>
+          </w:tcPr>
+          <w:p>
+            <w:pPr>
+              <w:jc w:val="center"/>
+              <w:rPr>
+                <w:b/>
+                <w:bCs/>
+                <w:i/>
+                <w:iCs/>
+              </w:rPr>
+            </w:pPr>
+            <w:proofErr w:type="spellStart"/>
+            <w:r>
+              <w:rPr>
+                <w:b/>
+                <w:bCs/>
+                <w:i/>
+                <w:iCs/>
+              </w:rPr>
+              <w:t>BoneArt_Count</w:t>
+            </w:r>
+            <w:proofErr w:type="spellEnd"/>
+          </w:p>
+        </w:tc>
+        <w:tc>
+          <w:tcPr>
+            <w:tcW w:w="2828" w:type="dxa"/>
+          </w:tcPr>
+          <w:p>
+            <w:pPr>
+              <w:jc w:val="center"/>
+              <w:rPr>
+                <w:b/>
+                <w:bCs/>
+                <w:i/>
+                <w:iCs/>
+              </w:rPr>
+            </w:pPr>
+            <w:r>
+              <w:rPr>
+                <w:b/>
+                <w:bCs/>
+                <w:i/>
+                <w:iCs/>
+              </w:rPr>
+              <w:t>Bone Abundance</w:t>
+            </w:r>
+          </w:p>
+        </w:tc>
+      </w:tr>
+      <w:tr>
+        <w:trPr>
+          <w:trHeight w:val="372"/>
+        </w:trPr>
+        <w:tc>
+          <w:tcPr>
+            <w:tcW w:w="2840" w:type="dxa"/>
+          </w:tcPr>
+          <w:p>
+            <w:pPr>
+              <w:rPr>
+                <w:b/>
+                <w:bCs/>
+                <w:i/>
+                <w:iCs/>
+              </w:rPr>
+            </w:pPr>
+            <w:r>
+              <w:rPr>
+                <w:b/>
+                <w:bCs/>
+                <w:i/>
+                <w:iCs/>
+              </w:rPr>
+              <w:t>DEER</w:t>
+            </w:r>
+          </w:p>
+        </w:tc>
+        <w:tc>
+          <w:tcPr>
+            <w:tcW w:w="3624" w:type="dxa"/>
+          </w:tcPr>
+          <w:p>
+            <w:pPr>
+              <w:jc w:val="center"/>
+            </w:pPr>
+            <w:r>
+              <w:t>6</w:t>
+            </w:r>
+          </w:p>
+          <w:p>
+            <w:pPr>
+              <w:jc w:val="center"/>
+            </w:pPr>
+          </w:p>
+        </w:tc>
+        <w:tc>
+          <w:tcPr>
+            <w:tcW w:w="2828" w:type="dxa"/>
+          </w:tcPr>
+          <w:p>
+            <w:pPr>
+              <w:jc w:val="center"/>
+            </w:pPr>
+            <w:r>
+              <w:t>1</w:t>
+            </w:r>
+            <w:r>
+              <w:t>3</w:t>
+            </w:r>
+          </w:p>
+        </w:tc>
+      </w:tr>
+      <w:tr>
+        <w:trPr>
+          <w:trHeight w:val="372"/>
+        </w:trPr>
+        <w:tc>
+          <w:tcPr>
+            <w:tcW w:w="2840" w:type="dxa"/>
+          </w:tcPr>
+          <w:p>
+            <w:pPr>
+              <w:rPr>
+                <w:b/>
+                <w:bCs/>
+                <w:i/>
+                <w:iCs/>
+              </w:rPr>
+            </w:pPr>
+          </w:p>
+        </w:tc>
+        <w:tc>
+          <w:tcPr>
+            <w:tcW w:w="3624" w:type="dxa"/>
+          </w:tcPr>
+          <w:p>
+            <w:pPr>
+              <w:jc w:val="center"/>
+            </w:pPr>
+            <w:r>
+              <w:t>12</w:t>
+            </w:r>
+          </w:p>
+        </w:tc>
+        <w:tc>
+          <w:tcPr>
+            <w:tcW w:w="2828" w:type="dxa"/>
+          </w:tcPr>
+          <w:p>
+            <w:pPr>
+              <w:jc w:val="center"/>
+            </w:pPr>
+            <w:r>
+              <w:t>1</w:t>
+            </w:r>
+            <w:r>
+              <w:t>9</w:t>
+            </w:r>
+          </w:p>
+        </w:tc>
+      </w:tr>
+      <w:tr>
+        <w:trPr>
+          <w:trHeight w:val="372"/>
+        </w:trPr>
+        <w:tc>
+          <w:tcPr>
+            <w:tcW w:w="2840" w:type="dxa"/>
+          </w:tcPr>
+          <w:p>
+            <w:pPr>
+              <w:rPr>
+                <w:b/>
+                <w:bCs/>
+                <w:i/>
+                <w:iCs/>
+              </w:rPr>
+            </w:pPr>
+          </w:p>
+        </w:tc>
+        <w:tc>
+          <w:tcPr>
+            <w:tcW w:w="3624" w:type="dxa"/>
+          </w:tcPr>
+          <w:p>
+            <w:pPr>
+              <w:jc w:val="center"/>
+            </w:pPr>
+            <w:r>
+              <w:t>1</w:t>
+            </w:r>
+          </w:p>
+        </w:tc>
+        <w:tc>
+          <w:tcPr>
+            <w:tcW w:w="2828" w:type="dxa"/>
+          </w:tcPr>
+          <w:p>
+            <w:pPr>
+              <w:jc w:val="center"/>
+            </w:pPr>
+            <w:r>
+              <w:t>3</w:t>
+            </w:r>
+          </w:p>
+        </w:tc>
+      </w:tr>
+      <w:tr>
+        <w:trPr>
+          <w:trHeight w:val="372"/>
+        </w:trPr>
+        <w:tc>
+          <w:tcPr>
+            <w:tcW w:w="2840" w:type="dxa"/>
+          </w:tcPr>
+          <w:p>
+            <w:pPr>
+              <w:rPr>
+                <w:b/>
+                <w:bCs/>
+                <w:i/>
+                <w:iCs/>
+              </w:rPr>
+            </w:pPr>
+          </w:p>
+        </w:tc>
+        <w:tc>
+          <w:tcPr>
+            <w:tcW w:w="3624" w:type="dxa"/>
+          </w:tcPr>
+          <w:p>
+            <w:pPr>
+              <w:jc w:val="center"/>
+            </w:pPr>
+            <w:r>
+              <w:t>7</w:t>
+            </w:r>
+          </w:p>
+        </w:tc>
+        <w:tc>
+          <w:tcPr>
+            <w:tcW w:w="2828" w:type="dxa"/>
+          </w:tcPr>
+          <w:p>
+            <w:pPr>
+              <w:jc w:val="center"/>
+            </w:pPr>
+            <w:r>
+              <w:t>11</w:t>
+            </w:r>
+          </w:p>
+        </w:tc>
+      </w:tr>
+      <w:tr>
+        <w:trPr>
+          <w:trHeight w:val="372"/>
+        </w:trPr>
+        <w:tc>
+          <w:tcPr>
+            <w:tcW w:w="2840" w:type="dxa"/>
+          </w:tcPr>
+          <w:p>
+            <w:pPr>
+              <w:rPr>
+                <w:b/>
+                <w:bCs/>
+                <w:i/>
+                <w:iCs/>
+              </w:rPr>
+            </w:pPr>
+          </w:p>
+        </w:tc>
+        <w:tc>
+          <w:tcPr>
+            <w:tcW w:w="3624" w:type="dxa"/>
+          </w:tcPr>
+          <w:p>
+            <w:pPr>
+              <w:jc w:val="center"/>
+            </w:pPr>
+            <w:r>
+              <w:t>24</w:t>
+            </w:r>
+          </w:p>
+        </w:tc>
+        <w:tc>
+          <w:tcPr>
+            <w:tcW w:w="2828" w:type="dxa"/>
+          </w:tcPr>
+          <w:p>
+            <w:pPr>
+              <w:jc w:val="center"/>
+            </w:pPr>
+            <w:r>
+              <w:t>21</w:t>
+            </w:r>
+          </w:p>
+        </w:tc>
+      </w:tr>
+      <w:tr>
+        <w:trPr>
+          <w:trHeight w:val="372"/>
+        </w:trPr>
+        <w:tc>
+          <w:tcPr>
+            <w:tcW w:w="2840" w:type="dxa"/>
+          </w:tcPr>
+          <w:p>
+            <w:pPr>
+              <w:rPr>
+                <w:b/>
+                <w:bCs/>
+                <w:i/>
+                <w:iCs/>
+              </w:rPr>
+            </w:pPr>
+          </w:p>
+        </w:tc>
+        <w:tc>
+          <w:tcPr>
+            <w:tcW w:w="3624" w:type="dxa"/>
+          </w:tcPr>
+          <w:p>
+            <w:pPr>
+              <w:jc w:val="center"/>
+            </w:pPr>
+            <w:r>
+              <w:t>11</w:t>
+            </w:r>
+          </w:p>
+        </w:tc>
+        <w:tc>
+          <w:tcPr>
+            <w:tcW w:w="2828" w:type="dxa"/>
+          </w:tcPr>
+          <w:p>
+            <w:pPr>
+              <w:jc w:val="center"/>
+            </w:pPr>
+            <w:r>
+              <w:t>22</w:t>
+            </w:r>
+          </w:p>
+        </w:tc>
+      </w:tr>
+      <w:tr>
+        <w:trPr>
+          <w:trHeight w:val="372"/>
+        </w:trPr>
+        <w:tc>
+          <w:tcPr>
+            <w:tcW w:w="2840" w:type="dxa"/>
+          </w:tcPr>
+          <w:p>
+            <w:pPr>
+              <w:rPr>
+                <w:b/>
+                <w:bCs/>
+                <w:i/>
+                <w:iCs/>
+              </w:rPr>
+            </w:pPr>
+          </w:p>
+        </w:tc>
+        <w:tc>
+          <w:tcPr>
+            <w:tcW w:w="3624" w:type="dxa"/>
+          </w:tcPr>
+          <w:p>
+            <w:pPr>
+              <w:jc w:val="center"/>
+            </w:pPr>
+            <w:r>
+              <w:t>0</w:t>
+            </w:r>
+          </w:p>
+        </w:tc>
+        <w:tc>
+          <w:tcPr>
+            <w:tcW w:w="2828" w:type="dxa"/>
+          </w:tcPr>
+          <w:p>
+            <w:pPr>
+              <w:jc w:val="center"/>
+            </w:pPr>
+            <w:r>
+              <w:t>15</w:t>
+            </w:r>
+          </w:p>
+        </w:tc>
+      </w:tr>
+      <w:tr>
+        <w:trPr>
+          <w:trHeight w:val="372"/>
+        </w:trPr>
+        <w:tc>
+          <w:tcPr>
+            <w:tcW w:w="2840" w:type="dxa"/>
+          </w:tcPr>
+          <w:p>
+            <w:pPr>
+              <w:rPr>
+                <w:b/>
+                <w:bCs/>
+                <w:i/>
+                <w:iCs/>
+              </w:rPr>
+            </w:pPr>
+          </w:p>
+        </w:tc>
+        <w:tc>
+          <w:tcPr>
+            <w:tcW w:w="3624" w:type="dxa"/>
+          </w:tcPr>
+          <w:p>
+            <w:pPr>
+              <w:jc w:val="center"/>
+            </w:pPr>
+            <w:r>
+              <w:t>8</w:t>
+            </w:r>
+          </w:p>
+        </w:tc>
+        <w:tc>
+          <w:tcPr>
+            <w:tcW w:w="2828" w:type="dxa"/>
+          </w:tcPr>
+          <w:p>
+            <w:pPr>
+              <w:jc w:val="center"/>
+            </w:pPr>
+            <w:r>
+              <w:t>19</w:t>
+            </w:r>
+          </w:p>
+        </w:tc>
+      </w:tr>
+      <w:tr>
+        <w:trPr>
+          <w:trHeight w:val="372"/>
+        </w:trPr>
+        <w:tc>
+          <w:tcPr>
+            <w:tcW w:w="2840" w:type="dxa"/>
+          </w:tcPr>
+          <w:p>
+            <w:pPr>
+              <w:rPr>
+                <w:b/>
+                <w:bCs/>
+                <w:i/>
+                <w:iCs/>
+              </w:rPr>
+            </w:pPr>
+          </w:p>
+        </w:tc>
+        <w:tc>
+          <w:tcPr>
+            <w:tcW w:w="3624" w:type="dxa"/>
+          </w:tcPr>
+          <w:p>
+            <w:pPr>
+              <w:jc w:val="center"/>
+            </w:pPr>
+            <w:r>
+              <w:t>7</w:t>
+            </w:r>
+          </w:p>
+        </w:tc>
+        <w:tc>
+          <w:tcPr>
+            <w:tcW w:w="2828" w:type="dxa"/>
+          </w:tcPr>
+          <w:p>
+            <w:pPr>
+              <w:jc w:val="center"/>
+            </w:pPr>
+            <w:r>
+              <w:t>11</w:t>
+            </w:r>
+          </w:p>
+        </w:tc>
+      </w:tr>
+      <w:tr>
+        <w:trPr>
+          <w:trHeight w:val="372"/>
+        </w:trPr>
+        <w:tc>
+          <w:tcPr>
+            <w:tcW w:w="2840" w:type="dxa"/>
+          </w:tcPr>
+          <w:p>
+            <w:pPr>
+              <w:rPr>
+                <w:b/>
+                <w:bCs/>
+                <w:i/>
+                <w:iCs/>
+              </w:rPr>
+            </w:pPr>
+          </w:p>
+        </w:tc>
+        <w:tc>
+          <w:tcPr>
+            <w:tcW w:w="3624" w:type="dxa"/>
+          </w:tcPr>
+          <w:p>
+            <w:pPr>
+              <w:jc w:val="center"/>
+            </w:pPr>
+            <w:r>
+              <w:t>3</w:t>
+            </w:r>
+          </w:p>
+        </w:tc>
+        <w:tc>
+          <w:tcPr>
+            <w:tcW w:w="2828" w:type="dxa"/>
+          </w:tcPr>
+          <w:p>
+            <w:pPr>
+              <w:jc w:val="center"/>
+            </w:pPr>
+            <w:r>
+              <w:t>16</w:t>
+            </w:r>
+          </w:p>
+        </w:tc>
+      </w:tr>
+      <w:tr>
+        <w:trPr>
+          <w:trHeight w:val="760"/>
+        </w:trPr>
+        <w:tc>
+          <w:tcPr>
+            <w:tcW w:w="2840" w:type="dxa"/>
+          </w:tcPr>
+          <w:p>
+            <w:pPr>
+              <w:rPr>
+                <w:b/>
+                <w:bCs/>
+                <w:i/>
+                <w:iCs/>
+              </w:rPr>
+            </w:pPr>
+            <w:r>
+              <w:rPr>
+                <w:b/>
+                <w:bCs/>
+                <w:i/>
+                <w:iCs/>
+              </w:rPr>
+              <w:t>TAXA</w:t>
+            </w:r>
+          </w:p>
+        </w:tc>
+        <w:tc>
+          <w:tcPr>
+            <w:tcW w:w="3624" w:type="dxa"/>
+          </w:tcPr>
+          <w:p>
+            <w:pPr>
+              <w:jc w:val="center"/>
+              <w:rPr>
+                <w:b/>
+                <w:bCs/>
+                <w:i/>
+                <w:iCs/>
+              </w:rPr>
+            </w:pPr>
+            <w:proofErr w:type="spellStart"/>
+            <w:r>
+              <w:rPr>
+                <w:b/>
+                <w:bCs/>
+                <w:i/>
+                <w:iCs/>
+              </w:rPr>
+              <w:t>BoneArt_Count</w:t>
+            </w:r>
+            <w:proofErr w:type="spellEnd"/>
+          </w:p>
+        </w:tc>
+        <w:tc>
+          <w:tcPr>
+            <w:tcW w:w="2828" w:type="dxa"/>
+          </w:tcPr>
+          <w:p>
+            <w:pPr>
+              <w:jc w:val="center"/>
+              <w:rPr>
+                <w:b/>
+                <w:bCs/>
+                <w:i/>
+                <w:iCs/>
+              </w:rPr>
+            </w:pPr>
+            <w:r>
+              <w:rPr>
+                <w:b/>
+                <w:bCs/>
+                <w:i/>
+                <w:iCs/>
+              </w:rPr>
+              <w:t>Bone Abundance</w:t>
+            </w:r>
+          </w:p>
+        </w:tc>
+      </w:tr>
+      <w:tr>
+        <w:trPr>
+          <w:trHeight w:val="372"/>
+        </w:trPr>
+        <w:tc>
+          <w:tcPr>
+            <w:tcW w:w="2840" w:type="dxa"/>
+          </w:tcPr>
+          <w:p>
+            <w:pPr>
+              <w:rPr>
+                <w:b/>
+                <w:bCs/>
+                <w:i/>
+                <w:iCs/>
+              </w:rPr>
+            </w:pPr>
+            <w:r>
+              <w:rPr>
+                <w:b/>
+                <w:bCs/>
+                <w:i/>
+                <w:iCs/>
+              </w:rPr>
+              <w:t>HORSE</w:t>
+            </w:r>
+          </w:p>
+        </w:tc>
+        <w:tc>
+          <w:tcPr>
+            <w:tcW w:w="3624" w:type="dxa"/>
+          </w:tcPr>
+          <w:p>
+            <w:pPr>
+              <w:jc w:val="center"/>
+            </w:pPr>
+            <w:r>
+              <w:t>24</w:t>
+            </w:r>
+          </w:p>
+        </w:tc>
+        <w:tc>
+          <w:tcPr>
+            <w:tcW w:w="2828" w:type="dxa"/>
+          </w:tcPr>
+          <w:p>
+            <w:pPr>
+              <w:jc w:val="center"/>
+            </w:pPr>
+            <w:r>
+              <w:t>32</w:t>
+            </w:r>
+          </w:p>
+        </w:tc>
+      </w:tr>
+      <w:tr>
+        <w:trPr>
+          <w:trHeight w:val="372"/>
+        </w:trPr>
+        <w:tc>
+          <w:tcPr>
+            <w:tcW w:w="2840" w:type="dxa"/>
+          </w:tcPr>
+          <w:p>
+            <w:pPr>
+              <w:rPr>
+                <w:b/>
+                <w:bCs/>
+                <w:i/>
+                <w:iCs/>
+              </w:rPr>
+            </w:pPr>
+          </w:p>
+        </w:tc>
+        <w:tc>
+          <w:tcPr>
+            <w:tcW w:w="3624" w:type="dxa"/>
+          </w:tcPr>
+          <w:p>
+            <w:pPr>
+              <w:jc w:val="center"/>
+            </w:pPr>
+            <w:r>
+              <w:t>38</w:t>
+            </w:r>
+          </w:p>
+        </w:tc>
+        <w:tc>
+          <w:tcPr>
+            <w:tcW w:w="2828" w:type="dxa"/>
+          </w:tcPr>
+          <w:p>
+            <w:pPr>
+              <w:jc w:val="center"/>
+            </w:pPr>
+            <w:r>
+              <w:t>23</w:t>
+            </w:r>
+          </w:p>
+        </w:tc>
+      </w:tr>
+      <w:tr>
+        <w:trPr>
+          <w:trHeight w:val="372"/>
+        </w:trPr>
+        <w:tc>
+          <w:tcPr>
+            <w:tcW w:w="2840" w:type="dxa"/>
+          </w:tcPr>
+          <w:p>
+            <w:pPr>
+              <w:rPr>
+                <w:b/>
+                <w:bCs/>
+                <w:i/>
+                <w:iCs/>
+              </w:rPr>
+            </w:pPr>
+          </w:p>
+        </w:tc>
+        <w:tc>
+          <w:tcPr>
+            <w:tcW w:w="3624" w:type="dxa"/>
+          </w:tcPr>
+          <w:p>
+            <w:pPr>
+              <w:jc w:val="center"/>
+            </w:pPr>
+            <w:r>
+              <w:t>48</w:t>
+            </w:r>
+          </w:p>
+        </w:tc>
+        <w:tc>
+          <w:tcPr>
+            <w:tcW w:w="2828" w:type="dxa"/>
+          </w:tcPr>
+          <w:p>
+            <w:pPr>
+              <w:jc w:val="center"/>
+            </w:pPr>
+            <w:r>
+              <w:t>35</w:t>
+            </w:r>
+          </w:p>
+        </w:tc>
+      </w:tr>
+      <w:tr>
+        <w:trPr>
+          <w:trHeight w:val="372"/>
+        </w:trPr>
+        <w:tc>
+          <w:tcPr>
+            <w:tcW w:w="2840" w:type="dxa"/>
+          </w:tcPr>
+          <w:p>
+            <w:pPr>
+              <w:rPr>
+                <w:b/>
+                <w:bCs/>
+                <w:i/>
+                <w:iCs/>
+              </w:rPr>
+            </w:pPr>
+          </w:p>
+        </w:tc>
+        <w:tc>
+          <w:tcPr>
+            <w:tcW w:w="3624" w:type="dxa"/>
+          </w:tcPr>
+          <w:p>
+            <w:pPr>
+              <w:jc w:val="center"/>
+            </w:pPr>
+            <w:r>
+              <w:t>40</w:t>
+            </w:r>
+          </w:p>
+        </w:tc>
+        <w:tc>
+          <w:tcPr>
+            <w:tcW w:w="2828" w:type="dxa"/>
+          </w:tcPr>
+          <w:p>
+            <w:pPr>
+              <w:jc w:val="center"/>
+            </w:pPr>
+            <w:r>
+              <w:t>25</w:t>
+            </w:r>
+          </w:p>
+        </w:tc>
+      </w:tr>
+      <w:tr>
+        <w:trPr>
+          <w:trHeight w:val="372"/>
+        </w:trPr>
+        <w:tc>
+          <w:tcPr>
+            <w:tcW w:w="2840" w:type="dxa"/>
+          </w:tcPr>
+          <w:p>
+            <w:pPr>
+              <w:rPr>
+                <w:b/>
+                <w:bCs/>
+                <w:i/>
+                <w:iCs/>
+              </w:rPr>
+            </w:pPr>
+          </w:p>
+        </w:tc>
+        <w:tc>
+          <w:tcPr>
+            <w:tcW w:w="3624" w:type="dxa"/>
+          </w:tcPr>
+          <w:p>
+            <w:pPr>
+              <w:jc w:val="center"/>
+            </w:pPr>
+            <w:r>
+              <w:t>18</w:t>
+            </w:r>
+          </w:p>
+        </w:tc>
+        <w:tc>
+          <w:tcPr>
+            <w:tcW w:w="2828" w:type="dxa"/>
+          </w:tcPr>
+          <w:p>
+            <w:pPr>
+              <w:jc w:val="center"/>
+            </w:pPr>
+            <w:r>
+              <w:t>28</w:t>
+            </w:r>
+          </w:p>
+        </w:tc>
+      </w:tr>
+      <w:tr>
+        <w:trPr>
+          <w:trHeight w:val="372"/>
+        </w:trPr>
+        <w:tc>
+          <w:tcPr>
+            <w:tcW w:w="2840" w:type="dxa"/>
+          </w:tcPr>
+          <w:p>
+            <w:pPr>
+              <w:rPr>
+                <w:b/>
+                <w:bCs/>
+                <w:i/>
+                <w:iCs/>
+              </w:rPr>
+            </w:pPr>
+          </w:p>
+        </w:tc>
+        <w:tc>
+          <w:tcPr>
+            <w:tcW w:w="3624" w:type="dxa"/>
+          </w:tcPr>
+          <w:p>
+            <w:pPr>
+              <w:jc w:val="center"/>
+            </w:pPr>
+            <w:r>
+              <w:t>21</w:t>
+            </w:r>
+          </w:p>
+        </w:tc>
+        <w:tc>
+          <w:tcPr>
+            <w:tcW w:w="2828" w:type="dxa"/>
+          </w:tcPr>
+          <w:p>
+            <w:pPr>
+              <w:jc w:val="center"/>
+            </w:pPr>
+            <w:r>
+              <w:t>25</w:t>
+            </w:r>
+          </w:p>
+        </w:tc>
+      </w:tr>
+      <w:tr>
+        <w:trPr>
+          <w:trHeight w:val="372"/>
+        </w:trPr>
+        <w:tc>
+          <w:tcPr>
+            <w:tcW w:w="2840" w:type="dxa"/>
+          </w:tcPr>
+          <w:p>
+            <w:pPr>
+              <w:rPr>
+                <w:b/>
+                <w:bCs/>
+                <w:i/>
+                <w:iCs/>
+              </w:rPr>
+            </w:pPr>
+          </w:p>
+        </w:tc>
+        <w:tc>
+          <w:tcPr>
+            <w:tcW w:w="3624" w:type="dxa"/>
+          </w:tcPr>
+          <w:p>
+            <w:pPr>
+              <w:jc w:val="center"/>
+            </w:pPr>
+            <w:r>
+              <w:t>17</w:t>
+            </w:r>
+          </w:p>
+        </w:tc>
+        <w:tc>
+          <w:tcPr>
+            <w:tcW w:w="2828" w:type="dxa"/>
+          </w:tcPr>
+          <w:p>
+            <w:pPr>
+              <w:jc w:val="center"/>
+            </w:pPr>
+            <w:r>
+              <w:t>26</w:t>
+            </w:r>
+          </w:p>
+        </w:tc>
+      </w:tr>
+      <w:tr>
+        <w:trPr>
+          <w:trHeight w:val="372"/>
+        </w:trPr>
+        <w:tc>
+          <w:tcPr>
+            <w:tcW w:w="2840" w:type="dxa"/>
+          </w:tcPr>
+          <w:p>
+            <w:pPr>
+              <w:rPr>
+                <w:b/>
+                <w:bCs/>
+                <w:i/>
+                <w:iCs/>
+              </w:rPr>
+            </w:pPr>
+          </w:p>
+        </w:tc>
+        <w:tc>
+          <w:tcPr>
+            <w:tcW w:w="3624" w:type="dxa"/>
+          </w:tcPr>
+          <w:p>
+            <w:pPr>
+              <w:jc w:val="center"/>
+            </w:pPr>
+            <w:r>
+              <w:t>36</w:t>
+            </w:r>
+          </w:p>
+        </w:tc>
+        <w:tc>
+          <w:tcPr>
+            <w:tcW w:w="2828" w:type="dxa"/>
+          </w:tcPr>
+          <w:p>
+            <w:pPr>
+              <w:jc w:val="center"/>
+            </w:pPr>
+            <w:r>
+              <w:t>27</w:t>
+            </w:r>
+          </w:p>
+        </w:tc>
+      </w:tr>
+      <w:tr>
+        <w:trPr>
+          <w:trHeight w:val="372"/>
+        </w:trPr>
+        <w:tc>
+          <w:tcPr>
+            <w:tcW w:w="2840" w:type="dxa"/>
+          </w:tcPr>
+          <w:p>
+            <w:pPr>
+              <w:rPr>
+                <w:b/>
+                <w:bCs/>
+                <w:i/>
+                <w:iCs/>
+              </w:rPr>
+            </w:pPr>
+          </w:p>
+        </w:tc>
+        <w:tc>
+          <w:tcPr>
+            <w:tcW w:w="3624" w:type="dxa"/>
+          </w:tcPr>
+          <w:p>
+            <w:pPr>
+              <w:jc w:val="center"/>
+            </w:pPr>
+            <w:r>
+              <w:t>23</w:t>
+            </w:r>
+          </w:p>
+        </w:tc>
+        <w:tc>
+          <w:tcPr>
+            <w:tcW w:w="2828" w:type="dxa"/>
+          </w:tcPr>
+          <w:p>
+            <w:pPr>
+              <w:jc w:val="center"/>
+            </w:pPr>
+            <w:r>
+              <w:t>27</w:t>
+            </w:r>
+          </w:p>
+        </w:tc>
+      </w:tr>
+      <w:tr>
+        <w:trPr>
+          <w:trHeight w:val="372"/>
+        </w:trPr>
+        <w:tc>
+          <w:tcPr>
+            <w:tcW w:w="2840" w:type="dxa"/>
+          </w:tcPr>
+          <w:p>
+            <w:pPr>
+              <w:rPr>
+                <w:b/>
+                <w:bCs/>
+                <w:i/>
+                <w:iCs/>
+              </w:rPr>
+            </w:pPr>
+          </w:p>
+        </w:tc>
+        <w:tc>
+          <w:tcPr>
+            <w:tcW w:w="3624" w:type="dxa"/>
+          </w:tcPr>
+          <w:p>
+            <w:pPr>
+              <w:jc w:val="center"/>
+            </w:pPr>
+            <w:r>
+              <w:t>32</w:t>
+            </w:r>
+          </w:p>
+        </w:tc>
+        <w:tc>
+          <w:tcPr>
+            <w:tcW w:w="2828" w:type="dxa"/>
+          </w:tcPr>
+          <w:p>
+            <w:pPr>
+              <w:jc w:val="center"/>
+            </w:pPr>
+            <w:r>
+              <w:t>18</w:t>
+            </w:r>
+          </w:p>
+        </w:tc>
+      </w:tr>
+      <w:tr>
+        <w:trPr>
+          <w:trHeight w:val="760"/>
+        </w:trPr>
+        <w:tc>
+          <w:tcPr>
+            <w:tcW w:w="2840" w:type="dxa"/>
+          </w:tcPr>
+          <w:p>
+            <w:pPr>
+              <w:rPr>
+                <w:b/>
+                <w:bCs/>
+                <w:i/>
+                <w:iCs/>
+              </w:rPr>
+            </w:pPr>
+            <w:r>
+              <w:rPr>
+                <w:b/>
+                <w:bCs/>
+                <w:i/>
+                <w:iCs/>
+              </w:rPr>
+              <w:t>TAXA</w:t>
+            </w:r>
+          </w:p>
+        </w:tc>
+        <w:tc>
+          <w:tcPr>
+            <w:tcW w:w="3624" w:type="dxa"/>
+          </w:tcPr>
+          <w:p>
+            <w:pPr>
+              <w:jc w:val="center"/>
+              <w:rPr>
+                <w:b/>
+                <w:bCs/>
+                <w:i/>
+                <w:iCs/>
+              </w:rPr>
+            </w:pPr>
+            <w:proofErr w:type="spellStart"/>
+            <w:r>
+              <w:rPr>
+                <w:b/>
+                <w:bCs/>
+                <w:i/>
+                <w:iCs/>
+              </w:rPr>
+              <w:t>BoneArt_Count</w:t>
+            </w:r>
+            <w:proofErr w:type="spellEnd"/>
+          </w:p>
+        </w:tc>
+        <w:tc>
+          <w:tcPr>
+            <w:tcW w:w="2828" w:type="dxa"/>
+          </w:tcPr>
+          <w:p>
+            <w:pPr>
+              <w:jc w:val="center"/>
+              <w:rPr>
+                <w:b/>
+                <w:bCs/>
+                <w:i/>
+                <w:iCs/>
+              </w:rPr>
+            </w:pPr>
+            <w:r>
+              <w:rPr>
+                <w:b/>
+                <w:bCs/>
+                <w:i/>
+                <w:iCs/>
+              </w:rPr>
+              <w:t>Bone Abundance</w:t>
+            </w:r>
+          </w:p>
+        </w:tc>
+      </w:tr>
+      <w:tr>
+        <w:trPr>
+          <w:trHeight w:val="372"/>
+        </w:trPr>
+        <w:tc>
+          <w:tcPr>
+            <w:tcW w:w="2840" w:type="dxa"/>
+          </w:tcPr>
+          <w:p>
+            <w:pPr>
+              <w:rPr>
+                <w:b/>
+                <w:bCs/>
+                <w:i/>
+                <w:iCs/>
+              </w:rPr>
+            </w:pPr>
+            <w:r>
+              <w:rPr>
+                <w:b/>
+                <w:bCs/>
+                <w:i/>
+                <w:iCs/>
+              </w:rPr>
+              <w:t>IBEX</w:t>
+            </w:r>
+          </w:p>
+        </w:tc>
+        <w:tc>
+          <w:tcPr>
+            <w:tcW w:w="3624" w:type="dxa"/>
+          </w:tcPr>
+          <w:p>
+            <w:pPr>
+              <w:jc w:val="center"/>
+            </w:pPr>
+            <w:r>
+              <w:t>14</w:t>
+            </w:r>
+          </w:p>
+          <w:p>
+            <w:pPr>
+              <w:jc w:val="center"/>
+            </w:pPr>
+          </w:p>
+        </w:tc>
+        <w:tc>
+          <w:tcPr>
+            <w:tcW w:w="2828" w:type="dxa"/>
+          </w:tcPr>
+          <w:p>
+            <w:pPr>
+              <w:jc w:val="center"/>
+            </w:pPr>
+            <w:r>
+              <w:t>2</w:t>
+            </w:r>
+          </w:p>
+        </w:tc>
+      </w:tr>
+      <w:tr>
+        <w:trPr>
+          <w:trHeight w:val="372"/>
+        </w:trPr>
+        <w:tc>
+          <w:tcPr>
+            <w:tcW w:w="2840" w:type="dxa"/>
+          </w:tcPr>
+          <w:p>
+            <w:pPr>
+              <w:rPr>
+                <w:b/>
+                <w:bCs/>
+                <w:i/>
+                <w:iCs/>
+              </w:rPr>
+            </w:pPr>
+          </w:p>
+        </w:tc>
+        <w:tc>
+          <w:tcPr>
+            <w:tcW w:w="3624" w:type="dxa"/>
+          </w:tcPr>
+          <w:p>
+            <w:pPr>
+              <w:jc w:val="center"/>
+            </w:pPr>
+            <w:r>
+              <w:t>15</w:t>
+            </w:r>
+          </w:p>
+        </w:tc>
+        <w:tc>
+          <w:tcPr>
+            <w:tcW w:w="2828" w:type="dxa"/>
+          </w:tcPr>
+          <w:p>
+            <w:pPr>
+              <w:jc w:val="center"/>
+            </w:pPr>
+            <w:r>
+              <w:t>7</w:t>
+            </w:r>
+          </w:p>
+        </w:tc>
+      </w:tr>
+      <w:tr>
+        <w:trPr>
+          <w:trHeight w:val="372"/>
+        </w:trPr>
+        <w:tc>
+          <w:tcPr>
+            <w:tcW w:w="2840" w:type="dxa"/>
+          </w:tcPr>
+          <w:p>
+            <w:pPr>
+              <w:rPr>
+                <w:b/>
+                <w:bCs/>
+                <w:i/>
+                <w:iCs/>
+              </w:rPr>
+            </w:pPr>
+          </w:p>
+        </w:tc>
+        <w:tc>
+          <w:tcPr>
+            <w:tcW w:w="3624" w:type="dxa"/>
+          </w:tcPr>
+          <w:p>
+            <w:pPr>
+              <w:jc w:val="center"/>
+            </w:pPr>
+            <w:r>
+              <w:t>0</w:t>
+            </w:r>
+          </w:p>
+        </w:tc>
+        <w:tc>
+          <w:tcPr>
+            <w:tcW w:w="2828" w:type="dxa"/>
+          </w:tcPr>
+          <w:p>
+            <w:pPr>
+              <w:jc w:val="center"/>
+            </w:pPr>
+            <w:r>
+              <w:t>0</w:t>
+            </w:r>
+          </w:p>
+        </w:tc>
+      </w:tr>
+      <w:tr>
+        <w:trPr>
+          <w:trHeight w:val="372"/>
+        </w:trPr>
+        <w:tc>
+          <w:tcPr>
+            <w:tcW w:w="2840" w:type="dxa"/>
+          </w:tcPr>
+          <w:p>
+            <w:pPr>
+              <w:rPr>
+                <w:b/>
+                <w:bCs/>
+                <w:i/>
+                <w:iCs/>
+              </w:rPr>
+            </w:pPr>
+          </w:p>
+        </w:tc>
+        <w:tc>
+          <w:tcPr>
+            <w:tcW w:w="3624" w:type="dxa"/>
+          </w:tcPr>
+          <w:p>
+            <w:pPr>
+              <w:jc w:val="center"/>
+            </w:pPr>
+            <w:r>
+              <w:t>6</w:t>
+            </w:r>
+          </w:p>
+        </w:tc>
+        <w:tc>
+          <w:tcPr>
+            <w:tcW w:w="2828" w:type="dxa"/>
+          </w:tcPr>
+          <w:p>
+            <w:pPr>
+              <w:jc w:val="center"/>
+            </w:pPr>
+            <w:r>
+              <w:t>5</w:t>
+            </w:r>
+          </w:p>
+        </w:tc>
+      </w:tr>
+      <w:tr>
+        <w:trPr>
+          <w:trHeight w:val="372"/>
+        </w:trPr>
+        <w:tc>
+          <w:tcPr>
+            <w:tcW w:w="2840" w:type="dxa"/>
+          </w:tcPr>
+          <w:p>
+            <w:pPr>
+              <w:rPr>
+                <w:b/>
+                <w:bCs/>
+                <w:i/>
+                <w:iCs/>
+              </w:rPr>
+            </w:pPr>
+          </w:p>
+        </w:tc>
+        <w:tc>
+          <w:tcPr>
+            <w:tcW w:w="3624" w:type="dxa"/>
+          </w:tcPr>
+          <w:p>
+            <w:pPr>
+              <w:jc w:val="center"/>
+            </w:pPr>
+            <w:r>
+              <w:t>24</w:t>
+            </w:r>
+          </w:p>
+        </w:tc>
+        <w:tc>
+          <w:tcPr>
+            <w:tcW w:w="2828" w:type="dxa"/>
+          </w:tcPr>
+          <w:p>
+            <w:pPr>
+              <w:jc w:val="center"/>
+            </w:pPr>
+            <w:r>
+              <w:t>9</w:t>
+            </w:r>
+          </w:p>
+        </w:tc>
+      </w:tr>
+      <w:tr>
+        <w:trPr>
+          <w:trHeight w:val="372"/>
+        </w:trPr>
+        <w:tc>
+          <w:tcPr>
+            <w:tcW w:w="2840" w:type="dxa"/>
+          </w:tcPr>
+          <w:p>
+            <w:pPr>
+              <w:rPr>
+                <w:b/>
+                <w:bCs/>
+                <w:i/>
+                <w:iCs/>
+              </w:rPr>
+            </w:pPr>
+          </w:p>
+        </w:tc>
+        <w:tc>
+          <w:tcPr>
+            <w:tcW w:w="3624" w:type="dxa"/>
+          </w:tcPr>
+          <w:p>
+            <w:pPr>
+              <w:jc w:val="center"/>
+            </w:pPr>
+            <w:r>
+              <w:t>11</w:t>
+            </w:r>
+          </w:p>
+        </w:tc>
+        <w:tc>
+          <w:tcPr>
+            <w:tcW w:w="2828" w:type="dxa"/>
+          </w:tcPr>
+          <w:p>
+            <w:pPr>
+              <w:jc w:val="center"/>
+            </w:pPr>
+            <w:r>
+              <w:t>5</w:t>
+            </w:r>
+          </w:p>
+        </w:tc>
+      </w:tr>
+      <w:tr>
+        <w:trPr>
+          <w:trHeight w:val="372"/>
+        </w:trPr>
+        <w:tc>
+          <w:tcPr>
+            <w:tcW w:w="2840" w:type="dxa"/>
+          </w:tcPr>
+          <w:p>
+            <w:pPr>
+              <w:rPr>
+                <w:b/>
+                <w:bCs/>
+                <w:i/>
+                <w:iCs/>
+              </w:rPr>
+            </w:pPr>
+          </w:p>
+        </w:tc>
+        <w:tc>
+          <w:tcPr>
+            <w:tcW w:w="3624" w:type="dxa"/>
+          </w:tcPr>
+          <w:p>
+            <w:pPr>
+              <w:jc w:val="center"/>
+            </w:pPr>
+            <w:r>
+              <w:t>0</w:t>
+            </w:r>
+          </w:p>
+        </w:tc>
+        <w:tc>
+          <w:tcPr>
+            <w:tcW w:w="2828" w:type="dxa"/>
+          </w:tcPr>
+          <w:p>
+            <w:pPr>
+              <w:jc w:val="center"/>
+            </w:pPr>
+            <w:r>
+              <w:t>8</w:t>
+            </w:r>
+          </w:p>
+        </w:tc>
+      </w:tr>
+      <w:tr>
+        <w:trPr>
+          <w:trHeight w:val="372"/>
+        </w:trPr>
+        <w:tc>
+          <w:tcPr>
+            <w:tcW w:w="2840" w:type="dxa"/>
+          </w:tcPr>
+          <w:p>
+            <w:pPr>
+              <w:rPr>
+                <w:b/>
+                <w:bCs/>
+                <w:i/>
+                <w:iCs/>
+              </w:rPr>
+            </w:pPr>
+          </w:p>
+        </w:tc>
+        <w:tc>
+          <w:tcPr>
+            <w:tcW w:w="3624" w:type="dxa"/>
+          </w:tcPr>
+          <w:p>
+            <w:pPr>
+              <w:jc w:val="center"/>
+            </w:pPr>
+            <w:r>
+              <w:t>11</w:t>
+            </w:r>
+          </w:p>
+        </w:tc>
+        <w:tc>
+          <w:tcPr>
+            <w:tcW w:w="2828" w:type="dxa"/>
+          </w:tcPr>
+          <w:p>
+            <w:pPr>
+              <w:jc w:val="center"/>
+            </w:pPr>
+            <w:r>
+              <w:t>4</w:t>
+            </w:r>
+          </w:p>
+        </w:tc>
+      </w:tr>
+      <w:tr>
+        <w:trPr>
+          <w:trHeight w:val="372"/>
+        </w:trPr>
+        <w:tc>
+          <w:tcPr>
+            <w:tcW w:w="2840" w:type="dxa"/>
+          </w:tcPr>
+          <w:p>
+            <w:pPr>
+              <w:rPr>
+                <w:b/>
+                <w:bCs/>
+                <w:i/>
+                <w:iCs/>
+              </w:rPr>
+            </w:pPr>
+          </w:p>
+        </w:tc>
+        <w:tc>
+          <w:tcPr>
+            <w:tcW w:w="3624" w:type="dxa"/>
+          </w:tcPr>
+          <w:p>
+            <w:pPr>
+              <w:jc w:val="center"/>
+            </w:pPr>
+            <w:r>
+              <w:t>6</w:t>
+            </w:r>
+          </w:p>
+        </w:tc>
+        <w:tc>
+          <w:tcPr>
+            <w:tcW w:w="2828" w:type="dxa"/>
+          </w:tcPr>
+          <w:p>
+            <w:pPr>
+              <w:jc w:val="center"/>
+            </w:pPr>
+            <w:r>
+              <w:t>1</w:t>
+            </w:r>
+          </w:p>
+        </w:tc>
+      </w:tr>
+      <w:tr>
+        <w:trPr>
+          <w:trHeight w:val="372"/>
+        </w:trPr>
+        <w:tc>
+          <w:tcPr>
+            <w:tcW w:w="2840" w:type="dxa"/>
+          </w:tcPr>
+          <w:p>
+            <w:pPr>
+              <w:rPr>
+                <w:b/>
+                <w:bCs/>
+                <w:i/>
+                <w:iCs/>
+              </w:rPr>
+            </w:pPr>
+          </w:p>
+        </w:tc>
+        <w:tc>
+          <w:tcPr>
+            <w:tcW w:w="3624" w:type="dxa"/>
+          </w:tcPr>
+          <w:p>
+            <w:pPr>
+              <w:jc w:val="center"/>
+            </w:pPr>
+            <w:r>
+              <w:t>10</w:t>
+            </w:r>
+          </w:p>
+        </w:tc>
+        <w:tc>
+          <w:tcPr>
+            <w:tcW w:w="2828" w:type="dxa"/>
+          </w:tcPr>
+          <w:p>
+            <w:pPr>
+              <w:jc w:val="center"/>
+            </w:pPr>
+            <w:r>
+              <w:t>13</w:t>
+            </w:r>
+          </w:p>
+        </w:tc>
+      </w:tr>
+      <w:tr>
+        <w:trPr>
+          <w:trHeight w:val="760"/>
+        </w:trPr>
+        <w:tc>
+          <w:tcPr>
+            <w:tcW w:w="2840" w:type="dxa"/>
+          </w:tcPr>
+          <w:p>
+            <w:pPr>
+              <w:rPr>
+                <w:b/>
+                <w:bCs/>
+                <w:i/>
+                <w:iCs/>
+              </w:rPr>
+            </w:pPr>
+            <w:r>
+              <w:rPr>
+                <w:b/>
+                <w:bCs/>
+                <w:i/>
+                <w:iCs/>
+              </w:rPr>
+              <w:t>TAXA</w:t>
+            </w:r>
+          </w:p>
+        </w:tc>
+        <w:tc>
+          <w:tcPr>
+            <w:tcW w:w="3624" w:type="dxa"/>
+          </w:tcPr>
+          <w:p>
+            <w:pPr>
+              <w:jc w:val="center"/>
+              <w:rPr>
+                <w:b/>
+                <w:bCs/>
+                <w:i/>
+                <w:iCs/>
+              </w:rPr>
+            </w:pPr>
+            <w:proofErr w:type="spellStart"/>
+            <w:r>
+              <w:rPr>
+                <w:b/>
+                <w:bCs/>
+                <w:i/>
+                <w:iCs/>
+              </w:rPr>
+              <w:t>BoneArt_Count</w:t>
+            </w:r>
+            <w:proofErr w:type="spellEnd"/>
+          </w:p>
+        </w:tc>
+        <w:tc>
+          <w:tcPr>
+            <w:tcW w:w="2828" w:type="dxa"/>
+          </w:tcPr>
+          <w:p>
+            <w:pPr>
+              <w:jc w:val="center"/>
+              <w:rPr>
+                <w:b/>
+                <w:bCs/>
+                <w:i/>
+                <w:iCs/>
+              </w:rPr>
+            </w:pPr>
+            <w:r>
+              <w:rPr>
+                <w:b/>
+                <w:bCs/>
+                <w:i/>
+                <w:iCs/>
+              </w:rPr>
+              <w:t>Bone Abundance</w:t>
+            </w:r>
+          </w:p>
+        </w:tc>
+      </w:tr>
+      <w:tr>
+        <w:trPr>
+          <w:trHeight w:val="372"/>
+        </w:trPr>
+        <w:tc>
+          <w:tcPr>
+            <w:tcW w:w="2840" w:type="dxa"/>
+          </w:tcPr>
+          <w:p>
+            <w:pPr>
+              <w:rPr>
+                <w:b/>
+                <w:bCs/>
+                <w:i/>
+                <w:iCs/>
+              </w:rPr>
+            </w:pPr>
+            <w:r>
+              <w:rPr>
+                <w:b/>
+                <w:bCs/>
+                <w:i/>
+                <w:iCs/>
+              </w:rPr>
+              <w:t>REINDEER</w:t>
+            </w:r>
+          </w:p>
+        </w:tc>
+        <w:tc>
+          <w:tcPr>
+            <w:tcW w:w="3624" w:type="dxa"/>
+          </w:tcPr>
+          <w:p>
+            <w:pPr>
+              <w:jc w:val="center"/>
+            </w:pPr>
+          </w:p>
+          <w:p>
+            <w:pPr>
+              <w:jc w:val="center"/>
+            </w:pPr>
+            <w:r>
+              <w:t>4</w:t>
+            </w:r>
+          </w:p>
+        </w:tc>
+        <w:tc>
+          <w:tcPr>
+            <w:tcW w:w="2828" w:type="dxa"/>
+          </w:tcPr>
+          <w:p>
+            <w:pPr>
+              <w:jc w:val="center"/>
+            </w:pPr>
+            <w:r>
+              <w:t>21</w:t>
+            </w:r>
+          </w:p>
+        </w:tc>
+      </w:tr>
+      <w:tr>
+        <w:trPr>
+          <w:trHeight w:val="372"/>
+        </w:trPr>
+        <w:tc>
+          <w:tcPr>
+            <w:tcW w:w="2840" w:type="dxa"/>
+          </w:tcPr>
+          <w:p>
+            <w:pPr>
+              <w:rPr>
+                <w:b/>
+                <w:bCs/>
+                <w:i/>
+                <w:iCs/>
+              </w:rPr>
+            </w:pPr>
+          </w:p>
+        </w:tc>
+        <w:tc>
+          <w:tcPr>
+            <w:tcW w:w="3624" w:type="dxa"/>
+          </w:tcPr>
+          <w:p>
+            <w:pPr>
+              <w:jc w:val="center"/>
+            </w:pPr>
+            <w:r>
+              <w:t>0</w:t>
+            </w:r>
+          </w:p>
+        </w:tc>
+        <w:tc>
+          <w:tcPr>
+            <w:tcW w:w="2828" w:type="dxa"/>
+          </w:tcPr>
+          <w:p>
+            <w:pPr>
+              <w:jc w:val="center"/>
+            </w:pPr>
+            <w:r>
+              <w:t>30</w:t>
+            </w:r>
+          </w:p>
+        </w:tc>
+      </w:tr>
+      <w:tr>
+        <w:trPr>
+          <w:trHeight w:val="372"/>
+        </w:trPr>
+        <w:tc>
+          <w:tcPr>
+            <w:tcW w:w="2840" w:type="dxa"/>
+          </w:tcPr>
+          <w:p>
+            <w:pPr>
+              <w:rPr>
+                <w:b/>
+                <w:bCs/>
+                <w:i/>
+                <w:iCs/>
+              </w:rPr>
+            </w:pPr>
+          </w:p>
+        </w:tc>
+        <w:tc>
+          <w:tcPr>
+            <w:tcW w:w="3624" w:type="dxa"/>
+          </w:tcPr>
+          <w:p>
+            <w:pPr>
+              <w:jc w:val="center"/>
+            </w:pPr>
+            <w:r>
+              <w:t>18</w:t>
+            </w:r>
+          </w:p>
+        </w:tc>
+        <w:tc>
+          <w:tcPr>
+            <w:tcW w:w="2828" w:type="dxa"/>
+          </w:tcPr>
+          <w:p>
+            <w:pPr>
+              <w:jc w:val="center"/>
+            </w:pPr>
+            <w:r>
+              <w:t>42</w:t>
+            </w:r>
+          </w:p>
+        </w:tc>
+      </w:tr>
+      <w:tr>
+        <w:trPr>
+          <w:trHeight w:val="372"/>
+        </w:trPr>
+        <w:tc>
+          <w:tcPr>
+            <w:tcW w:w="2840" w:type="dxa"/>
+          </w:tcPr>
+          <w:p>
+            <w:pPr>
+              <w:rPr>
+                <w:b/>
+                <w:bCs/>
+                <w:i/>
+                <w:iCs/>
+              </w:rPr>
+            </w:pPr>
+          </w:p>
+        </w:tc>
+        <w:tc>
+          <w:tcPr>
+            <w:tcW w:w="3624" w:type="dxa"/>
+          </w:tcPr>
+          <w:p>
+            <w:pPr>
+              <w:jc w:val="center"/>
+            </w:pPr>
+            <w:r>
+              <w:t>13</w:t>
+            </w:r>
+          </w:p>
+        </w:tc>
+        <w:tc>
+          <w:tcPr>
+            <w:tcW w:w="2828" w:type="dxa"/>
+          </w:tcPr>
+          <w:p>
+            <w:pPr>
+              <w:jc w:val="center"/>
+            </w:pPr>
+            <w:r>
+              <w:t>34</w:t>
+            </w:r>
+          </w:p>
+        </w:tc>
+      </w:tr>
+      <w:tr>
+        <w:trPr>
+          <w:trHeight w:val="372"/>
+        </w:trPr>
+        <w:tc>
+          <w:tcPr>
+            <w:tcW w:w="2840" w:type="dxa"/>
+          </w:tcPr>
+          <w:p>
+            <w:pPr>
+              <w:rPr>
+                <w:b/>
+                <w:bCs/>
+                <w:i/>
+                <w:iCs/>
+              </w:rPr>
+            </w:pPr>
+          </w:p>
+        </w:tc>
+        <w:tc>
+          <w:tcPr>
+            <w:tcW w:w="3624" w:type="dxa"/>
+          </w:tcPr>
+          <w:p>
+            <w:pPr>
+              <w:jc w:val="center"/>
+            </w:pPr>
+            <w:r>
+              <w:t>3</w:t>
+            </w:r>
+          </w:p>
+        </w:tc>
+        <w:tc>
+          <w:tcPr>
+            <w:tcW w:w="2828" w:type="dxa"/>
+          </w:tcPr>
+          <w:p>
+            <w:pPr>
+              <w:jc w:val="center"/>
+            </w:pPr>
+            <w:r>
+              <w:t>24</w:t>
+            </w:r>
+          </w:p>
+        </w:tc>
+      </w:tr>
+      <w:tr>
+        <w:trPr>
+          <w:trHeight w:val="372"/>
+        </w:trPr>
+        <w:tc>
+          <w:tcPr>
+            <w:tcW w:w="2840" w:type="dxa"/>
+          </w:tcPr>
+          <w:p>
+            <w:pPr>
+              <w:rPr>
+                <w:b/>
+                <w:bCs/>
+                <w:i/>
+                <w:iCs/>
+              </w:rPr>
+            </w:pPr>
+          </w:p>
+        </w:tc>
+        <w:tc>
+          <w:tcPr>
+            <w:tcW w:w="3624" w:type="dxa"/>
+          </w:tcPr>
+          <w:p>
+            <w:pPr>
+              <w:jc w:val="center"/>
+            </w:pPr>
+            <w:r>
+              <w:t>4</w:t>
+            </w:r>
+          </w:p>
+        </w:tc>
+        <w:tc>
+          <w:tcPr>
+            <w:tcW w:w="2828" w:type="dxa"/>
+          </w:tcPr>
+          <w:p>
+            <w:pPr>
+              <w:jc w:val="center"/>
+            </w:pPr>
+            <w:r>
+              <w:t>19</w:t>
+            </w:r>
+          </w:p>
+        </w:tc>
+      </w:tr>
+      <w:tr>
+        <w:trPr>
+          <w:trHeight w:val="372"/>
+        </w:trPr>
+        <w:tc>
+          <w:tcPr>
+            <w:tcW w:w="2840" w:type="dxa"/>
+          </w:tcPr>
+          <w:p>
+            <w:pPr>
+              <w:rPr>
+                <w:b/>
+                <w:bCs/>
+                <w:i/>
+                <w:iCs/>
+              </w:rPr>
+            </w:pPr>
+          </w:p>
+        </w:tc>
+        <w:tc>
+          <w:tcPr>
+            <w:tcW w:w="3624" w:type="dxa"/>
+          </w:tcPr>
+          <w:p>
+            <w:pPr>
+              <w:jc w:val="center"/>
+            </w:pPr>
+            <w:r>
+              <w:t>0</w:t>
+            </w:r>
+          </w:p>
+        </w:tc>
+        <w:tc>
+          <w:tcPr>
+            <w:tcW w:w="2828" w:type="dxa"/>
+          </w:tcPr>
+          <w:p>
+            <w:pPr>
+              <w:jc w:val="center"/>
+            </w:pPr>
+            <w:r>
+              <w:t>29</w:t>
+            </w:r>
+          </w:p>
+        </w:tc>
+      </w:tr>
+      <w:tr>
+        <w:trPr>
+          <w:trHeight w:val="372"/>
+        </w:trPr>
+        <w:tc>
+          <w:tcPr>
+            <w:tcW w:w="2840" w:type="dxa"/>
+          </w:tcPr>
+          <w:p>
+            <w:pPr>
+              <w:rPr>
+                <w:b/>
+                <w:bCs/>
+                <w:i/>
+                <w:iCs/>
+              </w:rPr>
+            </w:pPr>
+          </w:p>
+        </w:tc>
+        <w:tc>
+          <w:tcPr>
+            <w:tcW w:w="3624" w:type="dxa"/>
+          </w:tcPr>
+          <w:p>
+            <w:pPr>
+              <w:jc w:val="center"/>
+            </w:pPr>
+            <w:r>
+              <w:t>11</w:t>
+            </w:r>
+          </w:p>
+        </w:tc>
+        <w:tc>
+          <w:tcPr>
+            <w:tcW w:w="2828" w:type="dxa"/>
+          </w:tcPr>
+          <w:p>
+            <w:pPr>
+              <w:jc w:val="center"/>
+            </w:pPr>
+            <w:r>
+              <w:t>28</w:t>
+            </w:r>
+          </w:p>
+        </w:tc>
+      </w:tr>
+      <w:tr>
+        <w:trPr>
+          <w:trHeight w:val="372"/>
+        </w:trPr>
+        <w:tc>
+          <w:tcPr>
+            <w:tcW w:w="2840" w:type="dxa"/>
+          </w:tcPr>
+          <w:p>
+            <w:pPr>
+              <w:rPr>
+                <w:b/>
+                <w:bCs/>
+                <w:i/>
+                <w:iCs/>
+              </w:rPr>
+            </w:pPr>
+          </w:p>
+        </w:tc>
+        <w:tc>
+          <w:tcPr>
+            <w:tcW w:w="3624" w:type="dxa"/>
+          </w:tcPr>
+          <w:p>
+            <w:pPr>
+              <w:jc w:val="center"/>
+            </w:pPr>
+            <w:r>
+              <w:t>7</w:t>
+            </w:r>
+          </w:p>
+        </w:tc>
+        <w:tc>
+          <w:tcPr>
+            <w:tcW w:w="2828" w:type="dxa"/>
+          </w:tcPr>
+          <w:p>
+            <w:pPr>
+              <w:jc w:val="center"/>
+            </w:pPr>
+            <w:r>
+              <w:t>31</w:t>
+            </w:r>
+          </w:p>
+        </w:tc>
+      </w:tr>
+      <w:tr>
+        <w:trPr>
+          <w:trHeight w:val="372"/>
+        </w:trPr>
+        <w:tc>
+          <w:tcPr>
+            <w:tcW w:w="2840" w:type="dxa"/>
+          </w:tcPr>
+          <w:p>
+            <w:pPr>
+              <w:rPr>
+                <w:b/>
+                <w:bCs/>
+                <w:i/>
+                <w:iCs/>
+              </w:rPr>
+            </w:pPr>
+          </w:p>
+        </w:tc>
+        <w:tc>
+          <w:tcPr>
+            <w:tcW w:w="3624" w:type="dxa"/>
+          </w:tcPr>
+          <w:p>
+            <w:pPr>
+              <w:jc w:val="center"/>
+            </w:pPr>
+            <w:r>
+              <w:t>10</w:t>
+            </w:r>
+          </w:p>
+        </w:tc>
+        <w:tc>
+          <w:tcPr>
+            <w:tcW w:w="2828" w:type="dxa"/>
+          </w:tcPr>
+          <w:p>
+            <w:pPr>
+              <w:jc w:val="center"/>
+            </w:pPr>
+            <w:r>
+              <w:t>31</w:t>
+            </w:r>
+          </w:p>
+        </w:tc>
+      </w:tr>
+    </w:tbl>
+    <w:p>
+      <w:pPr>
+        <w:rPr>
+          <w:i/>
+          <w:iCs/>
+        </w:rPr>
+      </w:pPr>
+    </w:p>
+    <w:p>
+      <w:pPr>
+        <w:rPr>
+          <w:i/>
+          <w:iCs/>
+        </w:rPr>
+      </w:pPr>
+      <w:r>
+        <w:rPr>
+          <w:i/>
+          <w:iCs/>
+        </w:rPr>
+        <w:lastRenderedPageBreak/>
+        <w:t>Graph</w:t>
+      </w:r>
+      <w:r>
+        <w:rPr>
+          <w:i/>
+          <w:iCs/>
+        </w:rPr>
+        <w:t>s</w:t>
+      </w:r>
+      <w:r>
+        <w:rPr>
+          <w:i/>
+          <w:iCs/>
+        </w:rPr>
+        <w:t>:</w:t>
+      </w:r>
+      <w:r>
+        <w:rPr>
+          <w:i/>
+          <w:iCs/>
+          <w:noProof/>
+        </w:rPr>
+        <w:drawing>
+          <wp:inline distT="0" distB="0" distL="0" distR="0" wp14:anchorId="3BFB49BD" wp14:editId="2461C0AC">
+            <wp:extent cx="5943600" cy="3939540"/>
+            <wp:effectExtent l="0" t="0" r="0" b="3810"/>
+            <wp:docPr id="1367368652" name="Picture 3"/>
+            <wp:cNvGraphicFramePr>
+              <a:graphicFrameLocks xmlns:a="http://schemas.openxmlformats.org/drawingml/2006/main" noChangeAspect="1"/>
+            </wp:cNvGraphicFramePr>
+            <a:graphic xmlns:a="http://schemas.openxmlformats.org/drawingml/2006/main">
+              <a:graphicData uri="http://schemas.openxmlformats.org/drawingml/2006/picture">
+                <pic:pic xmlns:pic="http://schemas.openxmlformats.org/drawingml/2006/picture">
+                  <pic:nvPicPr>
+                    <pic:cNvPr id="1367368652" name="Picture 1367368652"/>
+                    <pic:cNvPicPr/>
+                  </pic:nvPicPr>
+                  <pic:blipFill>
+                    <a:blip r:embed="rId5">
+                      <a:extLst>
+                        <a:ext uri="{28A0092B-C50C-407E-A947-70E740481C1C}">
+                          <a14:useLocalDpi xmlns:a14="http://schemas.microsoft.com/office/drawing/2010/main" val="0"/>
+                        </a:ext>
+                      </a:extLst>
+                    </a:blip>
+                    <a:stretch>
+                      <a:fillRect/>
+                    </a:stretch>
+                  </pic:blipFill>
+                  <pic:spPr>
+                    <a:xfrm>
+                      <a:off x="0" y="0"/>
+                      <a:ext cx="5943600" cy="3939540"/>
+                    </a:xfrm>
+                    <a:prstGeom prst="rect">
+                      <a:avLst/>
+                    </a:prstGeom>
+                  </pic:spPr>
+                </pic:pic>
+              </a:graphicData>
+            </a:graphic>
+          </wp:inline>
+        </w:drawing>
+      </w:r>
+      <w:r>
+        <w:rPr>
+          <w:i/>
+          <w:iCs/>
+          <w:noProof/>
+        </w:rPr>
+        <w:drawing>
+          <wp:inline distT="0" distB="0" distL="0" distR="0" wp14:anchorId="05C65B9D" wp14:editId="5EDDD76F">
+            <wp:extent cx="5943600" cy="3939540"/>
+            <wp:effectExtent l="0" t="0" r="0" b="3810"/>
+            <wp:docPr id="1064531629" name="Picture 1"/>
+            <wp:cNvGraphicFramePr>
+              <a:graphicFrameLocks xmlns:a="http://schemas.openxmlformats.org/drawingml/2006/main" noChangeAspect="1"/>
+            </wp:cNvGraphicFramePr>
+            <a:graphic xmlns:a="http://schemas.openxmlformats.org/drawingml/2006/main">
+              <a:graphicData uri="http://schemas.openxmlformats.org/drawingml/2006/picture">
+                <pic:pic xmlns:pic="http://schemas.openxmlformats.org/drawingml/2006/picture">
+                  <pic:nvPicPr>
+                    <pic:cNvPr id="1064531629" name="Picture 1064531629"/>
+                    <pic:cNvPicPr/>
+                  </pic:nvPicPr>
+                  <pic:blipFill>
+                    <a:blip r:embed="rId6">
+                      <a:extLst>
+                        <a:ext uri="{28A0092B-C50C-407E-A947-70E740481C1C}">
+                          <a14:useLocalDpi xmlns:a14="http://schemas.microsoft.com/office/drawing/2010/main" val="0"/>
+                        </a:ext>
+                      </a:extLst>
+                    </a:blip>
+                    <a:stretch>
+                      <a:fillRect/>
+                    </a:stretch>
+                  </pic:blipFill>
+                  <pic:spPr>
+                    <a:xfrm>
+                      <a:off x="0" y="0"/>
+                      <a:ext cx="5943600" cy="3939540"/>
+                    </a:xfrm>
+                    <a:prstGeom prst="rect">
+                      <a:avLst/>
+                    </a:prstGeom>
+                  </pic:spPr>
+                </pic:pic>
+              </a:graphicData>
+            </a:graphic>
+          </wp:inline>
+        </w:drawing>
+      </w:r>
+      <w:r>
+        <w:rPr>
+          <w:i/>
+          <w:iCs/>
+          <w:noProof/>
+        </w:rPr>
+        <w:lastRenderedPageBreak/>
+        <w:drawing>
+          <wp:inline distT="0" distB="0" distL="0" distR="0" wp14:anchorId="414DABD2" wp14:editId="04E5B7BB">
+            <wp:extent cx="5943600" cy="3939540"/>
+            <wp:effectExtent l="0" t="0" r="0" b="3810"/>
+            <wp:docPr id="495192303" name="Picture 2"/>
+            <wp:cNvGraphicFramePr>
+              <a:graphicFrameLocks xmlns:a="http://schemas.openxmlformats.org/drawingml/2006/main" noChangeAspect="1"/>
+            </wp:cNvGraphicFramePr>
+            <a:graphic xmlns:a="http://schemas.openxmlformats.org/drawingml/2006/main">
+              <a:graphicData uri="http://schemas.openxmlformats.org/drawingml/2006/picture">
+                <pic:pic xmlns:pic="http://schemas.openxmlformats.org/drawingml/2006/picture">
+                  <pic:nvPicPr>
+                    <pic:cNvPr id="495192303" name="Picture 495192303"/>
+                    <pic:cNvPicPr/>
+                  </pic:nvPicPr>
+                  <pic:blipFill>
+                    <a:blip r:embed="rId7">
+                      <a:extLst>
+                        <a:ext uri="{28A0092B-C50C-407E-A947-70E740481C1C}">
+                          <a14:useLocalDpi xmlns:a14="http://schemas.microsoft.com/office/drawing/2010/main" val="0"/>
+                        </a:ext>
+                      </a:extLst>
+                    </a:blip>
+                    <a:stretch>
+                      <a:fillRect/>
+                    </a:stretch>
+                  </pic:blipFill>
+                  <pic:spPr>
+                    <a:xfrm>
+                      <a:off x="0" y="0"/>
+                      <a:ext cx="5943600" cy="3939540"/>
+                    </a:xfrm>
+                    <a:prstGeom prst="rect">
+                      <a:avLst/>
+                    </a:prstGeom>
+                  </pic:spPr>
+                </pic:pic>
+              </a:graphicData>
+            </a:graphic>
+          </wp:inline>
+        </w:drawing>
+      </w:r>
+      <w:r>
+        <w:rPr>
+          <w:i/>
+          <w:iCs/>
+        </w:rPr>
+        <w:t>:</w:t>
+      </w:r>
+    </w:p>
+    <w:p>
+      <w:pPr>
+        <w:rPr>
+          <w:i/>
+          <w:iCs/>
+        </w:rPr>
+      </w:pPr>
+      <w:r>
+        <w:rPr>
+          <w:i/>
+          <w:iCs/>
+        </w:rPr>
+        <w:t>Questions:</w:t>
       </w:r>
     </w:p>
     <w:p>
@@ -88,15 +3851,164 @@
           <w:i/>
           <w:iCs/>
         </w:rPr>
-        <w:t xml:space="preserve"> </w:t>
-      </w:r>
-      <w:r>
-        <w:rPr>
-          <w:i/>
-          <w:iCs/>
-        </w:rPr>
-        <w:t>What is the relationship between amounts of art and amounts of animal bone at these Palaeolithic sites?</w:t>
-      </w:r>
+        <w:t xml:space="preserve"> What is the relationship between amounts of art and amounts of animal bone at these </w:t>
+      </w:r>
+      <w:proofErr w:type="spellStart"/>
+      <w:r>
+        <w:rPr>
+          <w:i/>
+          <w:iCs/>
+        </w:rPr>
+        <w:t>Palaeolithic</w:t>
+      </w:r>
+      <w:proofErr w:type="spellEnd"/>
+      <w:r>
+        <w:rPr>
+          <w:i/>
+          <w:iCs/>
+        </w:rPr>
+        <w:t xml:space="preserve"> sites?</w:t>
+      </w:r>
+    </w:p>
+    <w:p>
+      <w:pPr>
+        <w:pStyle w:val="ListParagraph"/>
+        <w:rPr>
+          <w:i/>
+          <w:iCs/>
+        </w:rPr>
+      </w:pPr>
+      <w:r>
+        <w:rPr>
+          <w:i/>
+          <w:iCs/>
+        </w:rPr>
+        <w:t xml:space="preserve">The relationship </w:t>
+      </w:r>
+      <w:proofErr w:type="spellStart"/>
+      <w:r>
+        <w:rPr>
+          <w:i/>
+          <w:iCs/>
+        </w:rPr>
+        <w:t>inbetween</w:t>
+      </w:r>
+      <w:proofErr w:type="spellEnd"/>
+      <w:r>
+        <w:rPr>
+          <w:i/>
+          <w:iCs/>
+        </w:rPr>
+        <w:t xml:space="preserve"> the amount of art and the amounts of </w:t>
+      </w:r>
+      <w:r>
+        <w:rPr>
+          <w:i/>
+          <w:iCs/>
+        </w:rPr>
+        <w:t xml:space="preserve">animal </w:t>
+      </w:r>
+      <w:proofErr w:type="spellStart"/>
+      <w:r>
+        <w:rPr>
+          <w:i/>
+          <w:iCs/>
+        </w:rPr>
+        <w:t>boen</w:t>
+      </w:r>
+      <w:proofErr w:type="spellEnd"/>
+      <w:r>
+        <w:rPr>
+          <w:i/>
+          <w:iCs/>
+        </w:rPr>
+        <w:t xml:space="preserve"> at all of these </w:t>
+      </w:r>
+      <w:proofErr w:type="spellStart"/>
+      <w:r>
+        <w:rPr>
+          <w:i/>
+          <w:iCs/>
+        </w:rPr>
+        <w:t>palolithic</w:t>
+      </w:r>
+      <w:proofErr w:type="spellEnd"/>
+      <w:r>
+        <w:rPr>
+          <w:i/>
+          <w:iCs/>
+        </w:rPr>
+        <w:t xml:space="preserve"> sites are </w:t>
+      </w:r>
+      <w:r>
+        <w:rPr>
+          <w:i/>
+          <w:iCs/>
+        </w:rPr>
+        <w:t>a positive correlation of the two with</w:t>
+      </w:r>
+      <w:r>
+        <w:rPr>
+          <w:i/>
+          <w:iCs/>
+        </w:rPr>
+        <w:t xml:space="preserve"> the correlation amount being </w:t>
+      </w:r>
+      <w:r>
+        <w:rPr>
+          <w:i/>
+          <w:iCs/>
+        </w:rPr>
+        <w:t xml:space="preserve">0.357443 </w:t>
+      </w:r>
+      <w:proofErr w:type="spellStart"/>
+      <w:r>
+        <w:rPr>
+          <w:i/>
+          <w:iCs/>
+        </w:rPr>
+        <w:t>menaing</w:t>
+      </w:r>
+      <w:proofErr w:type="spellEnd"/>
+      <w:r>
+        <w:rPr>
+          <w:i/>
+          <w:iCs/>
+        </w:rPr>
+        <w:t xml:space="preserve">  any amount of  bone from faunal remains that is found from this period </w:t>
+      </w:r>
+      <w:r>
+        <w:rPr>
+          <w:i/>
+          <w:iCs/>
+        </w:rPr>
+        <w:t xml:space="preserve">is </w:t>
+      </w:r>
+      <w:proofErr w:type="spellStart"/>
+      <w:r>
+        <w:rPr>
+          <w:i/>
+          <w:iCs/>
+        </w:rPr>
+        <w:t>signifcatly</w:t>
+      </w:r>
+      <w:proofErr w:type="spellEnd"/>
+      <w:r>
+        <w:rPr>
+          <w:i/>
+          <w:iCs/>
+        </w:rPr>
+        <w:t xml:space="preserve"> correlated with bone art and the abundance of bones. </w:t>
+      </w:r>
+    </w:p>
+    <w:p>
+      <w:pPr>
+        <w:pStyle w:val="ListParagraph"/>
+        <w:rPr>
+          <w:i/>
+          <w:iCs/>
+        </w:rPr>
+      </w:pPr>
     </w:p>
     <w:p>
       <w:pPr>
@@ -115,24 +4027,183 @@
           <w:i/>
           <w:iCs/>
         </w:rPr>
-        <w:t xml:space="preserve">How does this relationship vary for specific types of </w:t>
-      </w:r>
-      <w:proofErr w:type="gramStart"/>
-      <w:r>
-        <w:rPr>
-          <w:i/>
-          <w:iCs/>
-        </w:rPr>
-        <w:t>animal</w:t>
-      </w:r>
-      <w:proofErr w:type="gramEnd"/>
-      <w:r>
-        <w:rPr>
-          <w:i/>
-          <w:iCs/>
-        </w:rPr>
-        <w:t>?</w:t>
-      </w:r>
+        <w:t>How does this relationship vary for specific types of animal?</w:t>
+      </w:r>
+    </w:p>
+    <w:p>
+      <w:pPr>
+        <w:pStyle w:val="ListParagraph"/>
+        <w:rPr>
+          <w:i/>
+          <w:iCs/>
+        </w:rPr>
+      </w:pPr>
+      <w:r>
+        <w:rPr>
+          <w:i/>
+          <w:iCs/>
+        </w:rPr>
+        <w:t>These relationships varie</w:t>
+      </w:r>
+      <w:r>
+        <w:rPr>
+          <w:i/>
+          <w:iCs/>
+        </w:rPr>
+        <w:t xml:space="preserve">s typically in a positive manner where the Bovines results </w:t>
+      </w:r>
+      <w:proofErr w:type="spellStart"/>
+      <w:r>
+        <w:rPr>
+          <w:i/>
+          <w:iCs/>
+        </w:rPr>
+        <w:t>where</w:t>
+      </w:r>
+      <w:proofErr w:type="spellEnd"/>
+      <w:r>
+        <w:rPr>
+          <w:i/>
+          <w:iCs/>
+        </w:rPr>
+        <w:t xml:space="preserve"> </w:t>
+      </w:r>
+      <w:r>
+        <w:rPr>
+          <w:i/>
+          <w:iCs/>
+        </w:rPr>
+        <w:t xml:space="preserve">0.3646652 </w:t>
+      </w:r>
+      <w:r>
+        <w:rPr>
+          <w:i/>
+          <w:iCs/>
+        </w:rPr>
+        <w:t xml:space="preserve">, the results for deer where </w:t>
+      </w:r>
+      <w:r>
+        <w:rPr>
+          <w:i/>
+          <w:iCs/>
+        </w:rPr>
+        <w:t>0.6295011</w:t>
+      </w:r>
+      <w:r>
+        <w:rPr>
+          <w:i/>
+          <w:iCs/>
+        </w:rPr>
+        <w:t>, the results for horse where</w:t>
+      </w:r>
+      <w:r>
+        <w:rPr>
+          <w:i/>
+          <w:iCs/>
+        </w:rPr>
+        <w:t xml:space="preserve"> </w:t>
+      </w:r>
+      <w:r>
+        <w:rPr>
+          <w:i/>
+          <w:iCs/>
+        </w:rPr>
+        <w:t>0.1397397</w:t>
+      </w:r>
+      <w:r>
+        <w:rPr>
+          <w:i/>
+          <w:iCs/>
+        </w:rPr>
+        <w:t xml:space="preserve">, the results for Ibex where </w:t>
+      </w:r>
+      <w:r>
+        <w:rPr>
+          <w:i/>
+          <w:iCs/>
+        </w:rPr>
+        <w:t xml:space="preserve">0.3486233 </w:t>
+      </w:r>
+      <w:r>
+        <w:rPr>
+          <w:i/>
+          <w:iCs/>
+        </w:rPr>
+        <w:t xml:space="preserve">, and the Reindeer results where </w:t>
+      </w:r>
+      <w:r>
+        <w:rPr>
+          <w:i/>
+          <w:iCs/>
+        </w:rPr>
+        <w:t xml:space="preserve">0.6889846 </w:t>
+      </w:r>
+      <w:r>
+        <w:rPr>
+          <w:i/>
+          <w:iCs/>
+        </w:rPr>
+        <w:t xml:space="preserve">. All of theses correlation test results where positive where </w:t>
+      </w:r>
+      <w:r>
+        <w:rPr>
+          <w:i/>
+          <w:iCs/>
+        </w:rPr>
+        <w:t xml:space="preserve">the highest positive correlation was the Reindeer with art and abundance correlation </w:t>
+      </w:r>
+      <w:r>
+        <w:rPr>
+          <w:i/>
+          <w:iCs/>
+        </w:rPr>
+        <w:t>and the lowest positive correlation was the horses correlation even though it was still positive.</w:t>
+      </w:r>
+    </w:p>
+    <w:p>
+      <w:pPr>
+        <w:pStyle w:val="ListParagraph"/>
+        <w:rPr>
+          <w:i/>
+          <w:iCs/>
+        </w:rPr>
+      </w:pPr>
+    </w:p>
+    <w:p>
+      <w:pPr>
+        <w:pStyle w:val="ListParagraph"/>
+        <w:rPr>
+          <w:i/>
+          <w:iCs/>
+        </w:rPr>
+      </w:pPr>
+    </w:p>
+    <w:p>
+      <w:pPr>
+        <w:pStyle w:val="ListParagraph"/>
+        <w:rPr>
+          <w:i/>
+          <w:iCs/>
+        </w:rPr>
+      </w:pPr>
+    </w:p>
+    <w:p>
+      <w:pPr>
+        <w:pStyle w:val="ListParagraph"/>
+        <w:rPr>
+          <w:i/>
+          <w:iCs/>
+        </w:rPr>
+      </w:pPr>
+    </w:p>
+    <w:p>
+      <w:pPr>
+        <w:pStyle w:val="ListParagraph"/>
+        <w:rPr>
+          <w:i/>
+          <w:iCs/>
+        </w:rPr>
+      </w:pPr>
     </w:p>
     <w:p>
       <w:pPr>
@@ -161,6 +4232,105 @@
           <w:iCs/>
         </w:rPr>
       </w:pPr>
+      <w:r>
+        <w:rPr>
+          <w:i/>
+          <w:iCs/>
+        </w:rPr>
+        <w:t xml:space="preserve">My hypotheses where that paleolithic </w:t>
+      </w:r>
+      <w:proofErr w:type="spellStart"/>
+      <w:r>
+        <w:rPr>
+          <w:i/>
+          <w:iCs/>
+        </w:rPr>
+        <w:t>pepole</w:t>
+      </w:r>
+      <w:proofErr w:type="spellEnd"/>
+      <w:r>
+        <w:rPr>
+          <w:i/>
+          <w:iCs/>
+        </w:rPr>
+        <w:t xml:space="preserve"> highly valued reindeer and deer remains through </w:t>
+      </w:r>
+      <w:r>
+        <w:rPr>
+          <w:i/>
+          <w:iCs/>
+        </w:rPr>
+        <w:t xml:space="preserve">art from there bones rather than the other </w:t>
+      </w:r>
+      <w:r>
+        <w:rPr>
+          <w:i/>
+          <w:iCs/>
+        </w:rPr>
+        <w:t xml:space="preserve">faunal remains. Another </w:t>
+      </w:r>
+      <w:proofErr w:type="spellStart"/>
+      <w:r>
+        <w:rPr>
+          <w:i/>
+          <w:iCs/>
+        </w:rPr>
+        <w:t>Hypothosis</w:t>
+      </w:r>
+      <w:proofErr w:type="spellEnd"/>
+      <w:r>
+        <w:rPr>
+          <w:i/>
+          <w:iCs/>
+        </w:rPr>
+        <w:t xml:space="preserve"> is that </w:t>
+      </w:r>
+      <w:r>
+        <w:rPr>
+          <w:i/>
+          <w:iCs/>
+        </w:rPr>
+        <w:t>even though there is a greater abundance of horse bones than the rest of the remains of other taxa t</w:t>
+      </w:r>
+      <w:r>
+        <w:rPr>
+          <w:i/>
+          <w:iCs/>
+        </w:rPr>
+        <w:t xml:space="preserve">here </w:t>
+      </w:r>
+      <w:proofErr w:type="spellStart"/>
+      <w:r>
+        <w:rPr>
+          <w:i/>
+          <w:iCs/>
+        </w:rPr>
+        <w:t>where</w:t>
+      </w:r>
+      <w:proofErr w:type="spellEnd"/>
+      <w:r>
+        <w:rPr>
+          <w:i/>
+          <w:iCs/>
+        </w:rPr>
+        <w:t xml:space="preserve"> more likely hunted more often than the other taxa and was seen as less valuable in a </w:t>
+      </w:r>
+      <w:proofErr w:type="spellStart"/>
+      <w:r>
+        <w:rPr>
+          <w:i/>
+          <w:iCs/>
+        </w:rPr>
+        <w:t>spitural</w:t>
+      </w:r>
+      <w:proofErr w:type="spellEnd"/>
+      <w:r>
+        <w:rPr>
+          <w:i/>
+          <w:iCs/>
+        </w:rPr>
+        <w:t xml:space="preserve"> or artistic manners with bone materials. </w:t>
+      </w:r>
     </w:p>
     <w:p>
       <w:pPr>
@@ -169,13 +4339,6 @@
           <w:iCs/>
         </w:rPr>
       </w:pPr>
-      <w:r>
-        <w:rPr>
-          <w:i/>
-          <w:iCs/>
-        </w:rPr>
-        <w:t xml:space="preserve">Remember, delete these instructions before submitting this report. </w:t>
-      </w:r>
     </w:p>
     <w:sectPr>
       <w:pgSz w:w="12240" w:h="15840"/>
@@ -1366,6 +5529,78 @@
       <w:spacing w:val="5"/>
     </w:rPr>
   </w:style>
+  <w:style w:type="table" w:styleId="TableGrid">
+    <w:name w:val="Table Grid"/>
+    <w:basedOn w:val="TableNormal"/>
+    <w:uiPriority w:val="39"/>
+    <w:rsid w:val="007C5850"/>
+    <w:pPr>
+      <w:spacing w:after="0" w:line="240" w:lineRule="auto"/>
+    </w:pPr>
+    <w:tblPr>
+      <w:tblBorders>
+        <w:top w:val="single" w:sz="4" w:space="0" w:color="auto"/>
+        <w:left w:val="single" w:sz="4" w:space="0" w:color="auto"/>
+        <w:bottom w:val="single" w:sz="4" w:space="0" w:color="auto"/>
+        <w:right w:val="single" w:sz="4" w:space="0" w:color="auto"/>
+        <w:insideH w:val="single" w:sz="4" w:space="0" w:color="auto"/>
+        <w:insideV w:val="single" w:sz="4" w:space="0" w:color="auto"/>
+      </w:tblBorders>
+    </w:tblPr>
+  </w:style>
+  <w:style w:type="character" w:styleId="Hyperlink">
+    <w:name w:val="Hyperlink"/>
+    <w:basedOn w:val="DefaultParagraphFont"/>
+    <w:uiPriority w:val="99"/>
+    <w:unhideWhenUsed/>
+    <w:rsid w:val="002D6A48"/>
+    <w:rPr>
+      <w:color w:val="467886" w:themeColor="hyperlink"/>
+      <w:u w:val="single"/>
+    </w:rPr>
+  </w:style>
+  <w:style w:type="character" w:styleId="UnresolvedMention">
+    <w:name w:val="Unresolved Mention"/>
+    <w:basedOn w:val="DefaultParagraphFont"/>
+    <w:uiPriority w:val="99"/>
+    <w:semiHidden/>
+    <w:unhideWhenUsed/>
+    <w:rsid w:val="002D6A48"/>
+    <w:rPr>
+      <w:color w:val="605E5C"/>
+      <w:shd w:val="clear" w:color="auto" w:fill="E1DFDD"/>
+    </w:rPr>
+  </w:style>
+  <w:style w:type="paragraph" w:styleId="HTMLPreformatted">
+    <w:name w:val="HTML Preformatted"/>
+    <w:basedOn w:val="Normal"/>
+    <w:link w:val="HTMLPreformattedChar"/>
+    <w:uiPriority w:val="99"/>
+    <w:semiHidden/>
+    <w:unhideWhenUsed/>
+    <w:rsid w:val="008C701E"/>
+    <w:pPr>
+      <w:spacing w:after="0" w:line="240" w:lineRule="auto"/>
+    </w:pPr>
+    <w:rPr>
+      <w:rFonts w:ascii="Consolas" w:hAnsi="Consolas"/>
+      <w:sz w:val="20"/>
+      <w:szCs w:val="20"/>
+    </w:rPr>
+  </w:style>
+  <w:style w:type="character" w:customStyle="1" w:styleId="HTMLPreformattedChar">
+    <w:name w:val="HTML Preformatted Char"/>
+    <w:basedOn w:val="DefaultParagraphFont"/>
+    <w:link w:val="HTMLPreformatted"/>
+    <w:uiPriority w:val="99"/>
+    <w:semiHidden/>
+    <w:rsid w:val="008C701E"/>
+    <w:rPr>
+      <w:rFonts w:ascii="Consolas" w:hAnsi="Consolas"/>
+      <w:sz w:val="20"/>
+      <w:szCs w:val="20"/>
+    </w:rPr>
+  </w:style>
 </w:styles>
 </file>
 

--- a/Report Week 8.docx
+++ b/Report Week 8.docx
@@ -51,17 +51,29 @@
           <w:i/>
           <w:iCs/>
         </w:rPr>
-        <w:t xml:space="preserve">Rice, P. C., &amp; Paterson, A. L. (1985).Cave art and bones: exploring </w:t>
-      </w:r>
-      <w:proofErr w:type="spellStart"/>
-      <w:r>
-        <w:rPr>
-          <w:i/>
-          <w:iCs/>
-        </w:rPr>
-        <w:t>theinterrelationships</w:t>
-      </w:r>
-      <w:proofErr w:type="spellEnd"/>
+        <w:t>Rice, P. C., &amp; Paterson, A. L. (1985</w:t>
+      </w:r>
+      <w:r>
+        <w:rPr>
+          <w:i/>
+          <w:iCs/>
+        </w:rPr>
+        <w:t>). Cave</w:t>
+      </w:r>
+      <w:r>
+        <w:rPr>
+          <w:i/>
+          <w:iCs/>
+        </w:rPr>
+        <w:t xml:space="preserve"> art and bones: exploring </w:t>
+      </w:r>
+      <w:r>
+        <w:rPr>
+          <w:i/>
+          <w:iCs/>
+        </w:rPr>
+        <w:t>the interrelationships</w:t>
+      </w:r>
       <w:r>
         <w:rPr>
           <w:i/>
@@ -131,7 +143,7 @@
           <w:i/>
           <w:iCs/>
         </w:rPr>
-        <w:t>4</w:t>
+        <w:t>four</w:t>
       </w:r>
       <w:r>
         <w:rPr>
@@ -173,7 +185,21 @@
           <w:i/>
           <w:iCs/>
         </w:rPr>
-        <w:t>bone art count , and Taxa</w:t>
+        <w:t xml:space="preserve">bone art </w:t>
+      </w:r>
+      <w:r>
+        <w:rPr>
+          <w:i/>
+          <w:iCs/>
+        </w:rPr>
+        <w:t>count,</w:t>
+      </w:r>
+      <w:r>
+        <w:rPr>
+          <w:i/>
+          <w:iCs/>
+        </w:rPr>
+        <w:t xml:space="preserve"> and Taxa</w:t>
       </w:r>
       <w:r>
         <w:rPr>
@@ -187,17 +213,57 @@
           <w:i/>
           <w:iCs/>
         </w:rPr>
-        <w:t xml:space="preserve">Region meaning where the fauna was located and found. Bone abundance meaning how much of a certain type of faunal remains from a certain </w:t>
-      </w:r>
-      <w:proofErr w:type="spellStart"/>
-      <w:r>
-        <w:rPr>
-          <w:i/>
-          <w:iCs/>
-        </w:rPr>
-        <w:t>anminal</w:t>
-      </w:r>
-      <w:proofErr w:type="spellEnd"/>
+        <w:t xml:space="preserve">Region </w:t>
+      </w:r>
+      <w:r>
+        <w:rPr>
+          <w:i/>
+          <w:iCs/>
+        </w:rPr>
+        <w:t>means</w:t>
+      </w:r>
+      <w:r>
+        <w:rPr>
+          <w:i/>
+          <w:iCs/>
+        </w:rPr>
+        <w:t xml:space="preserve"> where the fauna was located and found. Bone abundance </w:t>
+      </w:r>
+      <w:r>
+        <w:rPr>
+          <w:i/>
+          <w:iCs/>
+        </w:rPr>
+        <w:t>means</w:t>
+      </w:r>
+      <w:r>
+        <w:rPr>
+          <w:i/>
+          <w:iCs/>
+        </w:rPr>
+        <w:t xml:space="preserve"> how much of a certain type of </w:t>
+      </w:r>
+      <w:r>
+        <w:rPr>
+          <w:i/>
+          <w:iCs/>
+        </w:rPr>
+        <w:t>fauna</w:t>
+      </w:r>
+      <w:r>
+        <w:rPr>
+          <w:i/>
+          <w:iCs/>
+        </w:rPr>
+        <w:t xml:space="preserve"> remains from a certain </w:t>
+      </w:r>
+      <w:r>
+        <w:rPr>
+          <w:i/>
+          <w:iCs/>
+        </w:rPr>
+        <w:t>animal</w:t>
+      </w:r>
       <w:r>
         <w:rPr>
           <w:i/>
@@ -210,7 +276,21 @@
           <w:i/>
           <w:iCs/>
         </w:rPr>
-        <w:t xml:space="preserve">Bone art meaning the quantity of the bone that was used or created into pieces of art </w:t>
+        <w:t xml:space="preserve">Bone art </w:t>
+      </w:r>
+      <w:r>
+        <w:rPr>
+          <w:i/>
+          <w:iCs/>
+        </w:rPr>
+        <w:t>means</w:t>
+      </w:r>
+      <w:r>
+        <w:rPr>
+          <w:i/>
+          <w:iCs/>
+        </w:rPr>
+        <w:t xml:space="preserve"> the quantity of the bone that was used or created into pieces of art </w:t>
       </w:r>
       <w:r>
         <w:rPr>
@@ -232,7 +312,7 @@
           <w:i/>
           <w:iCs/>
         </w:rPr>
-        <w:t>Tabel</w:t>
+        <w:t>Table</w:t>
       </w:r>
       <w:r>
         <w:rPr>
@@ -325,7 +405,7 @@
           </mc:Choice>
           <mc:Fallback>
             <w:pict>
-              <v:rect w14:anchorId="47DE245E" id="AutoShape 2" o:spid="_x0000_s1026" style="width:24pt;height:24pt;visibility:visible;mso-wrap-style:square;mso-left-percent:-10001;mso-top-percent:-10001;mso-position-horizontal:absolute;mso-position-horizontal-relative:char;mso-position-vertical:absolute;mso-position-vertical-relative:line;mso-left-percent:-10001;mso-top-percent:-10001;v-text-anchor:top" o:gfxdata="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" filled="f" stroked="f">
+              <v:rect w14:anchorId="31C9173F" id="AutoShape 2" o:spid="_x0000_s1026" style="width:24pt;height:24pt;visibility:visible;mso-wrap-style:square;mso-left-percent:-10001;mso-top-percent:-10001;mso-position-horizontal:absolute;mso-position-horizontal-relative:char;mso-position-vertical:absolute;mso-position-vertical-relative:line;mso-left-percent:-10001;mso-top-percent:-10001;v-text-anchor:top" o:gfxdata="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" filled="f" stroked="f">
                 <o:lock v:ext="edit" aspectratio="t"/>
                 <w10:anchorlock/>
               </v:rect>
@@ -388,7 +468,6 @@
                 <w:iCs/>
               </w:rPr>
             </w:pPr>
-            <w:proofErr w:type="spellStart"/>
             <w:r>
               <w:rPr>
                 <w:b/>
@@ -398,7 +477,6 @@
               </w:rPr>
               <w:t>BoneArt_Count</w:t>
             </w:r>
-            <w:proofErr w:type="spellEnd"/>
           </w:p>
         </w:tc>
         <w:tc>
@@ -764,7 +842,14 @@
           <w:i/>
           <w:iCs/>
         </w:rPr>
-        <w:t>Tabel One: (Counts)</w:t>
+        <w:t>Table</w:t>
+      </w:r>
+      <w:r>
+        <w:rPr>
+          <w:i/>
+          <w:iCs/>
+        </w:rPr>
+        <w:t xml:space="preserve"> One: (Counts)</w:t>
       </w:r>
       <w:r>
         <w:rPr>
@@ -829,7 +914,7 @@
           </mc:Choice>
           <mc:Fallback>
             <w:pict>
-              <v:rect w14:anchorId="37E1E1F7" id="AutoShape 2" o:spid="_x0000_s1026" style="width:24pt;height:24pt;visibility:visible;mso-wrap-style:square;mso-left-percent:-10001;mso-top-percent:-10001;mso-position-horizontal:absolute;mso-position-horizontal-relative:char;mso-position-vertical:absolute;mso-position-vertical-relative:line;mso-left-percent:-10001;mso-top-percent:-10001;v-text-anchor:top" o:gfxdata="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" filled="f" stroked="f">
+              <v:rect w14:anchorId="2AF83957" id="AutoShape 2" o:spid="_x0000_s1026" style="width:24pt;height:24pt;visibility:visible;mso-wrap-style:square;mso-left-percent:-10001;mso-top-percent:-10001;mso-position-horizontal:absolute;mso-position-horizontal-relative:char;mso-position-vertical:absolute;mso-position-vertical-relative:line;mso-left-percent:-10001;mso-top-percent:-10001;v-text-anchor:top" o:gfxdata="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" filled="f" stroked="f">
                 <o:lock v:ext="edit" aspectratio="t"/>
                 <w10:anchorlock/>
               </v:rect>
@@ -892,7 +977,6 @@
                 <w:iCs/>
               </w:rPr>
             </w:pPr>
-            <w:proofErr w:type="spellStart"/>
             <w:r>
               <w:rPr>
                 <w:b/>
@@ -902,7 +986,6 @@
               </w:rPr>
               <w:t>BoneArt_Count</w:t>
             </w:r>
-            <w:proofErr w:type="spellEnd"/>
           </w:p>
         </w:tc>
         <w:tc>
@@ -1449,7 +1532,6 @@
                 <w:iCs/>
               </w:rPr>
             </w:pPr>
-            <w:proofErr w:type="spellStart"/>
             <w:r>
               <w:rPr>
                 <w:b/>
@@ -1459,7 +1541,6 @@
               </w:rPr>
               <w:t>BoneArt_Count</w:t>
             </w:r>
-            <w:proofErr w:type="spellEnd"/>
           </w:p>
         </w:tc>
         <w:tc>
@@ -2010,7 +2091,6 @@
                 <w:iCs/>
               </w:rPr>
             </w:pPr>
-            <w:proofErr w:type="spellStart"/>
             <w:r>
               <w:rPr>
                 <w:b/>
@@ -2020,7 +2100,6 @@
               </w:rPr>
               <w:t>BoneArt_Count</w:t>
             </w:r>
-            <w:proofErr w:type="spellEnd"/>
           </w:p>
         </w:tc>
         <w:tc>
@@ -2560,7 +2639,6 @@
                 <w:iCs/>
               </w:rPr>
             </w:pPr>
-            <w:proofErr w:type="spellStart"/>
             <w:r>
               <w:rPr>
                 <w:b/>
@@ -2570,7 +2648,6 @@
               </w:rPr>
               <w:t>BoneArt_Count</w:t>
             </w:r>
-            <w:proofErr w:type="spellEnd"/>
           </w:p>
         </w:tc>
         <w:tc>
@@ -3115,7 +3192,6 @@
                 <w:iCs/>
               </w:rPr>
             </w:pPr>
-            <w:proofErr w:type="spellStart"/>
             <w:r>
               <w:rPr>
                 <w:b/>
@@ -3125,7 +3201,6 @@
               </w:rPr>
               <w:t>BoneArt_Count</w:t>
             </w:r>
-            <w:proofErr w:type="spellEnd"/>
           </w:p>
         </w:tc>
         <w:tc>
@@ -3853,15 +3928,13 @@
         </w:rPr>
         <w:t xml:space="preserve"> What is the relationship between amounts of art and amounts of animal bone at these </w:t>
       </w:r>
-      <w:proofErr w:type="spellStart"/>
-      <w:r>
-        <w:rPr>
-          <w:i/>
-          <w:iCs/>
-        </w:rPr>
-        <w:t>Palaeolithic</w:t>
-      </w:r>
-      <w:proofErr w:type="spellEnd"/>
+      <w:r>
+        <w:rPr>
+          <w:i/>
+          <w:iCs/>
+        </w:rPr>
+        <w:t>Paleolithic</w:t>
+      </w:r>
       <w:r>
         <w:rPr>
           <w:i/>
@@ -3885,21 +3958,33 @@
         </w:rPr>
         <w:t xml:space="preserve">The relationship </w:t>
       </w:r>
-      <w:proofErr w:type="spellStart"/>
-      <w:r>
-        <w:rPr>
-          <w:i/>
-          <w:iCs/>
-        </w:rPr>
-        <w:t>inbetween</w:t>
-      </w:r>
-      <w:proofErr w:type="spellEnd"/>
-      <w:r>
-        <w:rPr>
-          <w:i/>
-          <w:iCs/>
-        </w:rPr>
-        <w:t xml:space="preserve"> the amount of art and the amounts of </w:t>
+      <w:r>
+        <w:rPr>
+          <w:i/>
+          <w:iCs/>
+        </w:rPr>
+        <w:t>between</w:t>
+      </w:r>
+      <w:r>
+        <w:rPr>
+          <w:i/>
+          <w:iCs/>
+        </w:rPr>
+        <w:t xml:space="preserve"> the amount of art and the </w:t>
+      </w:r>
+      <w:r>
+        <w:rPr>
+          <w:i/>
+          <w:iCs/>
+        </w:rPr>
+        <w:t>amount</w:t>
+      </w:r>
+      <w:r>
+        <w:rPr>
+          <w:i/>
+          <w:iCs/>
+        </w:rPr>
+        <w:t xml:space="preserve"> of </w:t>
       </w:r>
       <w:r>
         <w:rPr>
@@ -3908,44 +3993,82 @@
         </w:rPr>
         <w:t xml:space="preserve">animal </w:t>
       </w:r>
-      <w:proofErr w:type="spellStart"/>
-      <w:r>
-        <w:rPr>
-          <w:i/>
-          <w:iCs/>
-        </w:rPr>
-        <w:t>boen</w:t>
-      </w:r>
-      <w:proofErr w:type="spellEnd"/>
-      <w:r>
-        <w:rPr>
-          <w:i/>
-          <w:iCs/>
-        </w:rPr>
-        <w:t xml:space="preserve"> at all of these </w:t>
-      </w:r>
-      <w:proofErr w:type="spellStart"/>
-      <w:r>
-        <w:rPr>
-          <w:i/>
-          <w:iCs/>
-        </w:rPr>
-        <w:t>palolithic</w:t>
-      </w:r>
-      <w:proofErr w:type="spellEnd"/>
-      <w:r>
-        <w:rPr>
-          <w:i/>
-          <w:iCs/>
-        </w:rPr>
-        <w:t xml:space="preserve"> sites are </w:t>
-      </w:r>
-      <w:r>
-        <w:rPr>
-          <w:i/>
-          <w:iCs/>
-        </w:rPr>
-        <w:t>a positive correlation of the two with</w:t>
+      <w:r>
+        <w:rPr>
+          <w:i/>
+          <w:iCs/>
+        </w:rPr>
+        <w:t>bone</w:t>
+      </w:r>
+      <w:r>
+        <w:rPr>
+          <w:i/>
+          <w:iCs/>
+        </w:rPr>
+        <w:t xml:space="preserve"> at </w:t>
+      </w:r>
+      <w:r>
+        <w:rPr>
+          <w:i/>
+          <w:iCs/>
+        </w:rPr>
+        <w:t>all</w:t>
+      </w:r>
+      <w:r>
+        <w:rPr>
+          <w:i/>
+          <w:iCs/>
+        </w:rPr>
+        <w:t xml:space="preserve"> these </w:t>
+      </w:r>
+      <w:r>
+        <w:rPr>
+          <w:i/>
+          <w:iCs/>
+        </w:rPr>
+        <w:t>paleolithic</w:t>
+      </w:r>
+      <w:r>
+        <w:rPr>
+          <w:i/>
+          <w:iCs/>
+        </w:rPr>
+        <w:t xml:space="preserve"> sites </w:t>
+      </w:r>
+      <w:r>
+        <w:rPr>
+          <w:i/>
+          <w:iCs/>
+        </w:rPr>
+        <w:t>is</w:t>
+      </w:r>
+      <w:r>
+        <w:rPr>
+          <w:i/>
+          <w:iCs/>
+        </w:rPr>
+        <w:t xml:space="preserve"> </w:t>
+      </w:r>
+      <w:r>
+        <w:rPr>
+          <w:i/>
+          <w:iCs/>
+        </w:rPr>
+        <w:t>a positive correlation of the two</w:t>
+      </w:r>
+      <w:r>
+        <w:rPr>
+          <w:i/>
+          <w:iCs/>
+        </w:rPr>
+        <w:t>,</w:t>
+      </w:r>
+      <w:r>
+        <w:rPr>
+          <w:i/>
+          <w:iCs/>
+        </w:rPr>
+        <w:t xml:space="preserve"> with</w:t>
       </w:r>
       <w:r>
         <w:rPr>
@@ -3959,23 +4082,49 @@
           <w:i/>
           <w:iCs/>
         </w:rPr>
-        <w:t xml:space="preserve">0.357443 </w:t>
-      </w:r>
-      <w:proofErr w:type="spellStart"/>
-      <w:r>
-        <w:rPr>
-          <w:i/>
-          <w:iCs/>
-        </w:rPr>
-        <w:t>menaing</w:t>
-      </w:r>
-      <w:proofErr w:type="spellEnd"/>
-      <w:r>
-        <w:rPr>
-          <w:i/>
-          <w:iCs/>
-        </w:rPr>
-        <w:t xml:space="preserve">  any amount of  bone from faunal remains that is found from this period </w:t>
+        <w:t>0.357443</w:t>
+      </w:r>
+      <w:r>
+        <w:rPr>
+          <w:i/>
+          <w:iCs/>
+        </w:rPr>
+        <w:t>,</w:t>
+      </w:r>
+      <w:r>
+        <w:rPr>
+          <w:i/>
+          <w:iCs/>
+        </w:rPr>
+        <w:t xml:space="preserve"> </w:t>
+      </w:r>
+      <w:r>
+        <w:rPr>
+          <w:i/>
+          <w:iCs/>
+        </w:rPr>
+        <w:t>meaning any</w:t>
+      </w:r>
+      <w:r>
+        <w:rPr>
+          <w:i/>
+          <w:iCs/>
+        </w:rPr>
+        <w:t xml:space="preserve"> amount </w:t>
+      </w:r>
+      <w:r>
+        <w:rPr>
+          <w:i/>
+          <w:iCs/>
+        </w:rPr>
+        <w:t>of bone</w:t>
+      </w:r>
+      <w:r>
+        <w:rPr>
+          <w:i/>
+          <w:iCs/>
+        </w:rPr>
+        <w:t xml:space="preserve"> from faunal remains that is found from this period </w:t>
       </w:r>
       <w:r>
         <w:rPr>
@@ -3984,15 +4133,13 @@
         </w:rPr>
         <w:t xml:space="preserve">is </w:t>
       </w:r>
-      <w:proofErr w:type="spellStart"/>
-      <w:r>
-        <w:rPr>
-          <w:i/>
-          <w:iCs/>
-        </w:rPr>
-        <w:t>signifcatly</w:t>
-      </w:r>
-      <w:proofErr w:type="spellEnd"/>
+      <w:r>
+        <w:rPr>
+          <w:i/>
+          <w:iCs/>
+        </w:rPr>
+        <w:t>significantly</w:t>
+      </w:r>
       <w:r>
         <w:rPr>
           <w:i/>
@@ -4027,7 +4174,21 @@
           <w:i/>
           <w:iCs/>
         </w:rPr>
-        <w:t>How does this relationship vary for specific types of animal?</w:t>
+        <w:t xml:space="preserve">How does this relationship vary for specific types of </w:t>
+      </w:r>
+      <w:r>
+        <w:rPr>
+          <w:i/>
+          <w:iCs/>
+        </w:rPr>
+        <w:t>animals</w:t>
+      </w:r>
+      <w:r>
+        <w:rPr>
+          <w:i/>
+          <w:iCs/>
+        </w:rPr>
+        <w:t>?</w:t>
       </w:r>
     </w:p>
     <w:p>
@@ -4043,24 +4204,57 @@
           <w:i/>
           <w:iCs/>
         </w:rPr>
-        <w:t>These relationships varie</w:t>
-      </w:r>
-      <w:r>
-        <w:rPr>
-          <w:i/>
-          <w:iCs/>
-        </w:rPr>
-        <w:t xml:space="preserve">s typically in a positive manner where the Bovines results </w:t>
-      </w:r>
-      <w:proofErr w:type="spellStart"/>
-      <w:r>
-        <w:rPr>
-          <w:i/>
-          <w:iCs/>
-        </w:rPr>
-        <w:t>where</w:t>
-      </w:r>
-      <w:proofErr w:type="spellEnd"/>
+        <w:t xml:space="preserve">These relationships </w:t>
+      </w:r>
+      <w:r>
+        <w:rPr>
+          <w:i/>
+          <w:iCs/>
+        </w:rPr>
+        <w:t>vary</w:t>
+      </w:r>
+      <w:r>
+        <w:rPr>
+          <w:i/>
+          <w:iCs/>
+        </w:rPr>
+        <w:t xml:space="preserve"> typically in a positive manner</w:t>
+      </w:r>
+      <w:r>
+        <w:rPr>
+          <w:i/>
+          <w:iCs/>
+        </w:rPr>
+        <w:t>,</w:t>
+      </w:r>
+      <w:r>
+        <w:rPr>
+          <w:i/>
+          <w:iCs/>
+        </w:rPr>
+        <w:t xml:space="preserve"> where the </w:t>
+      </w:r>
+      <w:r>
+        <w:rPr>
+          <w:i/>
+          <w:iCs/>
+        </w:rPr>
+        <w:t>Bovines’</w:t>
+      </w:r>
+      <w:r>
+        <w:rPr>
+          <w:i/>
+          <w:iCs/>
+        </w:rPr>
+        <w:t xml:space="preserve"> results </w:t>
+      </w:r>
+      <w:r>
+        <w:rPr>
+          <w:i/>
+          <w:iCs/>
+        </w:rPr>
+        <w:t>were</w:t>
+      </w:r>
       <w:r>
         <w:rPr>
           <w:i/>
@@ -4073,14 +4267,28 @@
           <w:i/>
           <w:iCs/>
         </w:rPr>
-        <w:t xml:space="preserve">0.3646652 </w:t>
-      </w:r>
-      <w:r>
-        <w:rPr>
-          <w:i/>
-          <w:iCs/>
-        </w:rPr>
-        <w:t xml:space="preserve">, the results for deer where </w:t>
+        <w:t>0.3646652,</w:t>
+      </w:r>
+      <w:r>
+        <w:rPr>
+          <w:i/>
+          <w:iCs/>
+        </w:rPr>
+        <w:t xml:space="preserve"> the results for deer </w:t>
+      </w:r>
+      <w:r>
+        <w:rPr>
+          <w:i/>
+          <w:iCs/>
+        </w:rPr>
+        <w:t>were</w:t>
+      </w:r>
+      <w:r>
+        <w:rPr>
+          <w:i/>
+          <w:iCs/>
+        </w:rPr>
+        <w:t xml:space="preserve"> </w:t>
       </w:r>
       <w:r>
         <w:rPr>
@@ -4094,7 +4302,14 @@
           <w:i/>
           <w:iCs/>
         </w:rPr>
-        <w:t>, the results for horse where</w:t>
+        <w:t xml:space="preserve">, the results for horse </w:t>
+      </w:r>
+      <w:r>
+        <w:rPr>
+          <w:i/>
+          <w:iCs/>
+        </w:rPr>
+        <w:t>were</w:t>
       </w:r>
       <w:r>
         <w:rPr>
@@ -4115,49 +4330,175 @@
           <w:i/>
           <w:iCs/>
         </w:rPr>
-        <w:t xml:space="preserve">, the results for Ibex where </w:t>
-      </w:r>
-      <w:r>
-        <w:rPr>
-          <w:i/>
-          <w:iCs/>
-        </w:rPr>
-        <w:t xml:space="preserve">0.3486233 </w:t>
-      </w:r>
-      <w:r>
-        <w:rPr>
-          <w:i/>
-          <w:iCs/>
-        </w:rPr>
-        <w:t xml:space="preserve">, and the Reindeer results where </w:t>
-      </w:r>
-      <w:r>
-        <w:rPr>
-          <w:i/>
-          <w:iCs/>
-        </w:rPr>
-        <w:t xml:space="preserve">0.6889846 </w:t>
-      </w:r>
-      <w:r>
-        <w:rPr>
-          <w:i/>
-          <w:iCs/>
-        </w:rPr>
-        <w:t xml:space="preserve">. All of theses correlation test results where positive where </w:t>
-      </w:r>
-      <w:r>
-        <w:rPr>
-          <w:i/>
-          <w:iCs/>
-        </w:rPr>
-        <w:t xml:space="preserve">the highest positive correlation was the Reindeer with art and abundance correlation </w:t>
-      </w:r>
-      <w:r>
-        <w:rPr>
-          <w:i/>
-          <w:iCs/>
-        </w:rPr>
-        <w:t>and the lowest positive correlation was the horses correlation even though it was still positive.</w:t>
+        <w:t xml:space="preserve">, the results for Ibex </w:t>
+      </w:r>
+      <w:r>
+        <w:rPr>
+          <w:i/>
+          <w:iCs/>
+        </w:rPr>
+        <w:t>were</w:t>
+      </w:r>
+      <w:r>
+        <w:rPr>
+          <w:i/>
+          <w:iCs/>
+        </w:rPr>
+        <w:t xml:space="preserve"> </w:t>
+      </w:r>
+      <w:r>
+        <w:rPr>
+          <w:i/>
+          <w:iCs/>
+        </w:rPr>
+        <w:t>0.3486233,</w:t>
+      </w:r>
+      <w:r>
+        <w:rPr>
+          <w:i/>
+          <w:iCs/>
+        </w:rPr>
+        <w:t xml:space="preserve"> and the Reindeer results </w:t>
+      </w:r>
+      <w:r>
+        <w:rPr>
+          <w:i/>
+          <w:iCs/>
+        </w:rPr>
+        <w:t>were</w:t>
+      </w:r>
+      <w:r>
+        <w:rPr>
+          <w:i/>
+          <w:iCs/>
+        </w:rPr>
+        <w:t xml:space="preserve"> </w:t>
+      </w:r>
+      <w:r>
+        <w:rPr>
+          <w:i/>
+          <w:iCs/>
+        </w:rPr>
+        <w:t>0.6889846.</w:t>
+      </w:r>
+      <w:r>
+        <w:rPr>
+          <w:i/>
+          <w:iCs/>
+        </w:rPr>
+        <w:t xml:space="preserve"> </w:t>
+      </w:r>
+      <w:r>
+        <w:rPr>
+          <w:i/>
+          <w:iCs/>
+        </w:rPr>
+        <w:t>All</w:t>
+      </w:r>
+      <w:r>
+        <w:rPr>
+          <w:i/>
+          <w:iCs/>
+        </w:rPr>
+        <w:t xml:space="preserve"> </w:t>
+      </w:r>
+      <w:r>
+        <w:rPr>
+          <w:i/>
+          <w:iCs/>
+        </w:rPr>
+        <w:t>these</w:t>
+      </w:r>
+      <w:r>
+        <w:rPr>
+          <w:i/>
+          <w:iCs/>
+        </w:rPr>
+        <w:t xml:space="preserve"> correlation test results </w:t>
+      </w:r>
+      <w:r>
+        <w:rPr>
+          <w:i/>
+          <w:iCs/>
+        </w:rPr>
+        <w:t>were</w:t>
+      </w:r>
+      <w:r>
+        <w:rPr>
+          <w:i/>
+          <w:iCs/>
+        </w:rPr>
+        <w:t xml:space="preserve"> positive</w:t>
+      </w:r>
+      <w:r>
+        <w:rPr>
+          <w:i/>
+          <w:iCs/>
+        </w:rPr>
+        <w:t>,</w:t>
+      </w:r>
+      <w:r>
+        <w:rPr>
+          <w:i/>
+          <w:iCs/>
+        </w:rPr>
+        <w:t xml:space="preserve"> where </w:t>
+      </w:r>
+      <w:r>
+        <w:rPr>
+          <w:i/>
+          <w:iCs/>
+        </w:rPr>
+        <w:t xml:space="preserve">the highest positive correlation was the Reindeer with art and abundance </w:t>
+      </w:r>
+      <w:r>
+        <w:rPr>
+          <w:i/>
+          <w:iCs/>
+        </w:rPr>
+        <w:t>correlation,</w:t>
+      </w:r>
+      <w:r>
+        <w:rPr>
+          <w:i/>
+          <w:iCs/>
+        </w:rPr>
+        <w:t xml:space="preserve"> </w:t>
+      </w:r>
+      <w:r>
+        <w:rPr>
+          <w:i/>
+          <w:iCs/>
+        </w:rPr>
+        <w:t xml:space="preserve">and the lowest positive correlation was the </w:t>
+      </w:r>
+      <w:r>
+        <w:rPr>
+          <w:i/>
+          <w:iCs/>
+        </w:rPr>
+        <w:t>horse’s</w:t>
+      </w:r>
+      <w:r>
+        <w:rPr>
+          <w:i/>
+          <w:iCs/>
+        </w:rPr>
+        <w:t xml:space="preserve"> correlation</w:t>
+      </w:r>
+      <w:r>
+        <w:rPr>
+          <w:i/>
+          <w:iCs/>
+        </w:rPr>
+        <w:t>,</w:t>
+      </w:r>
+      <w:r>
+        <w:rPr>
+          <w:i/>
+          <w:iCs/>
+        </w:rPr>
+        <w:t xml:space="preserve"> even though it was still positive.</w:t>
       </w:r>
     </w:p>
     <w:p>
@@ -4237,30 +4578,28 @@
           <w:i/>
           <w:iCs/>
         </w:rPr>
-        <w:t xml:space="preserve">My hypotheses where that paleolithic </w:t>
-      </w:r>
-      <w:proofErr w:type="spellStart"/>
-      <w:r>
-        <w:rPr>
-          <w:i/>
-          <w:iCs/>
-        </w:rPr>
-        <w:t>pepole</w:t>
-      </w:r>
-      <w:proofErr w:type="spellEnd"/>
-      <w:r>
-        <w:rPr>
-          <w:i/>
-          <w:iCs/>
-        </w:rPr>
-        <w:t xml:space="preserve"> highly valued reindeer and deer remains through </w:t>
-      </w:r>
-      <w:r>
-        <w:rPr>
-          <w:i/>
-          <w:iCs/>
-        </w:rPr>
-        <w:t xml:space="preserve">art from there bones rather than the other </w:t>
+        <w:t>I hypothesized</w:t>
+      </w:r>
+      <w:r>
+        <w:rPr>
+          <w:i/>
+          <w:iCs/>
+        </w:rPr>
+        <w:t xml:space="preserve"> that </w:t>
+      </w:r>
+      <w:r>
+        <w:rPr>
+          <w:i/>
+          <w:iCs/>
+        </w:rPr>
+        <w:t xml:space="preserve">Paleolithic people highly valued reindeer and other deer remains, as evidenced by art made from their bones, rather than </w:t>
+      </w:r>
+      <w:r>
+        <w:rPr>
+          <w:i/>
+          <w:iCs/>
+        </w:rPr>
+        <w:t xml:space="preserve">other </w:t>
       </w:r>
       <w:r>
         <w:rPr>
@@ -4269,15 +4608,13 @@
         </w:rPr>
         <w:t xml:space="preserve">faunal remains. Another </w:t>
       </w:r>
-      <w:proofErr w:type="spellStart"/>
-      <w:r>
-        <w:rPr>
-          <w:i/>
-          <w:iCs/>
-        </w:rPr>
-        <w:t>Hypothosis</w:t>
-      </w:r>
-      <w:proofErr w:type="spellEnd"/>
+      <w:r>
+        <w:rPr>
+          <w:i/>
+          <w:iCs/>
+        </w:rPr>
+        <w:t>Hypothesis</w:t>
+      </w:r>
       <w:r>
         <w:rPr>
           <w:i/>
@@ -4290,46 +4627,77 @@
           <w:i/>
           <w:iCs/>
         </w:rPr>
-        <w:t>even though there is a greater abundance of horse bones than the rest of the remains of other taxa t</w:t>
-      </w:r>
-      <w:r>
-        <w:rPr>
-          <w:i/>
-          <w:iCs/>
-        </w:rPr>
-        <w:t xml:space="preserve">here </w:t>
-      </w:r>
-      <w:proofErr w:type="spellStart"/>
-      <w:r>
-        <w:rPr>
-          <w:i/>
-          <w:iCs/>
-        </w:rPr>
-        <w:t>where</w:t>
-      </w:r>
-      <w:proofErr w:type="spellEnd"/>
-      <w:r>
-        <w:rPr>
-          <w:i/>
-          <w:iCs/>
-        </w:rPr>
-        <w:t xml:space="preserve"> more likely hunted more often than the other taxa and was seen as less valuable in a </w:t>
-      </w:r>
-      <w:proofErr w:type="spellStart"/>
-      <w:r>
-        <w:rPr>
-          <w:i/>
-          <w:iCs/>
-        </w:rPr>
-        <w:t>spitural</w:t>
-      </w:r>
-      <w:proofErr w:type="spellEnd"/>
-      <w:r>
-        <w:rPr>
-          <w:i/>
-          <w:iCs/>
-        </w:rPr>
-        <w:t xml:space="preserve"> or artistic manners with bone materials. </w:t>
+        <w:t>even though there is a greater abundance of horse bones than the rest of the remains of other taxa</w:t>
+      </w:r>
+      <w:r>
+        <w:rPr>
+          <w:i/>
+          <w:iCs/>
+        </w:rPr>
+        <w:t>, they</w:t>
+      </w:r>
+      <w:r>
+        <w:rPr>
+          <w:i/>
+          <w:iCs/>
+        </w:rPr>
+        <w:t xml:space="preserve"> </w:t>
+      </w:r>
+      <w:r>
+        <w:rPr>
+          <w:i/>
+          <w:iCs/>
+        </w:rPr>
+        <w:t>were</w:t>
+      </w:r>
+      <w:r>
+        <w:rPr>
+          <w:i/>
+          <w:iCs/>
+        </w:rPr>
+        <w:t xml:space="preserve"> more likely hunted more often than the other taxa and </w:t>
+      </w:r>
+      <w:r>
+        <w:rPr>
+          <w:i/>
+          <w:iCs/>
+        </w:rPr>
+        <w:t>were</w:t>
+      </w:r>
+      <w:r>
+        <w:rPr>
+          <w:i/>
+          <w:iCs/>
+        </w:rPr>
+        <w:t xml:space="preserve"> seen as less valuable in </w:t>
+      </w:r>
+      <w:r>
+        <w:rPr>
+          <w:i/>
+          <w:iCs/>
+        </w:rPr>
+        <w:t>spiritual</w:t>
+      </w:r>
+      <w:r>
+        <w:rPr>
+          <w:i/>
+          <w:iCs/>
+        </w:rPr>
+        <w:t xml:space="preserve"> or artistic </w:t>
+      </w:r>
+      <w:r>
+        <w:rPr>
+          <w:i/>
+          <w:iCs/>
+        </w:rPr>
+        <w:t>terms</w:t>
+      </w:r>
+      <w:r>
+        <w:rPr>
+          <w:i/>
+          <w:iCs/>
+        </w:rPr>
+        <w:t xml:space="preserve"> with bone materials. </w:t>
       </w:r>
     </w:p>
     <w:p>
